--- a/Modules/Week1/Week 1 Note.docx
+++ b/Modules/Week1/Week 1 Note.docx
@@ -6,7 +6,7 @@
       <w:pPr>
         <w:numPr>
           <w:ilvl w:val="0"/>
-          <w:numId w:val="0"/>
+          <w:numId w:val="1"/>
         </w:numPr>
         <w:jc w:val="both"/>
         <w:rPr>
@@ -21,22 +21,15 @@
       <w:r>
         <w:rPr>
           <w:rFonts w:hint="default" w:ascii="Times New Roman" w:hAnsi="Times New Roman" w:eastAsia="SimSun" w:cs="Times New Roman"/>
-          <w:b w:val="0"/>
-          <w:bCs w:val="0"/>
-          <w:sz w:val="24"/>
-          <w:szCs w:val="24"/>
+          <w:b/>
+          <w:bCs/>
+          <w:sz w:val="28"/>
+          <w:szCs w:val="28"/>
           <w:lang w:val="en-US"/>
         </w:rPr>
-        <w:t>- An intelligent system is a computer system designed to perform tasks that normally require human intelligence. Intelligence is categorized by:</w:t>
-      </w:r>
-    </w:p>
-    <w:p>
-      <w:pPr>
-        <w:numPr>
-          <w:ilvl w:val="0"/>
-          <w:numId w:val="0"/>
-        </w:numPr>
-        <w:jc w:val="both"/>
+        <w:t xml:space="preserve">Definition of Intelligent System: </w:t>
+      </w:r>
+      <w:r>
         <w:rPr>
           <w:rFonts w:hint="default" w:ascii="Times New Roman" w:hAnsi="Times New Roman" w:eastAsia="SimSun" w:cs="Times New Roman"/>
           <w:b w:val="0"/>
@@ -45,8 +38,16 @@
           <w:szCs w:val="24"/>
           <w:lang w:val="en-US"/>
         </w:rPr>
-      </w:pPr>
-      <w:r>
+        <w:t>An intelligent system is a computer system designed to perform tasks that normally require human intelligence. Intelligence is categorized by:</w:t>
+      </w:r>
+    </w:p>
+    <w:p>
+      <w:pPr>
+        <w:numPr>
+          <w:ilvl w:val="0"/>
+          <w:numId w:val="0"/>
+        </w:numPr>
+        <w:jc w:val="both"/>
         <w:rPr>
           <w:rFonts w:hint="default" w:ascii="Times New Roman" w:hAnsi="Times New Roman" w:eastAsia="SimSun" w:cs="Times New Roman"/>
           <w:b w:val="0"/>
@@ -55,16 +56,8 @@
           <w:szCs w:val="24"/>
           <w:lang w:val="en-US"/>
         </w:rPr>
-        <w:t xml:space="preserve">   + Reasoning</w:t>
-      </w:r>
-    </w:p>
-    <w:p>
-      <w:pPr>
-        <w:numPr>
-          <w:ilvl w:val="0"/>
-          <w:numId w:val="0"/>
-        </w:numPr>
-        <w:jc w:val="both"/>
+      </w:pPr>
+      <w:r>
         <w:rPr>
           <w:rFonts w:hint="default" w:ascii="Times New Roman" w:hAnsi="Times New Roman" w:eastAsia="SimSun" w:cs="Times New Roman"/>
           <w:b w:val="0"/>
@@ -73,8 +66,16 @@
           <w:szCs w:val="24"/>
           <w:lang w:val="en-US"/>
         </w:rPr>
-      </w:pPr>
-      <w:r>
+        <w:t xml:space="preserve">   + Reasoning</w:t>
+      </w:r>
+    </w:p>
+    <w:p>
+      <w:pPr>
+        <w:numPr>
+          <w:ilvl w:val="0"/>
+          <w:numId w:val="0"/>
+        </w:numPr>
+        <w:jc w:val="both"/>
         <w:rPr>
           <w:rFonts w:hint="default" w:ascii="Times New Roman" w:hAnsi="Times New Roman" w:eastAsia="SimSun" w:cs="Times New Roman"/>
           <w:b w:val="0"/>
@@ -83,16 +84,8 @@
           <w:szCs w:val="24"/>
           <w:lang w:val="en-US"/>
         </w:rPr>
-        <w:t xml:space="preserve">   + Problem Solving</w:t>
-      </w:r>
-    </w:p>
-    <w:p>
-      <w:pPr>
-        <w:numPr>
-          <w:ilvl w:val="0"/>
-          <w:numId w:val="0"/>
-        </w:numPr>
-        <w:jc w:val="both"/>
+      </w:pPr>
+      <w:r>
         <w:rPr>
           <w:rFonts w:hint="default" w:ascii="Times New Roman" w:hAnsi="Times New Roman" w:eastAsia="SimSun" w:cs="Times New Roman"/>
           <w:b w:val="0"/>
@@ -101,8 +94,16 @@
           <w:szCs w:val="24"/>
           <w:lang w:val="en-US"/>
         </w:rPr>
-      </w:pPr>
-      <w:r>
+        <w:t xml:space="preserve">   + Problem Solving</w:t>
+      </w:r>
+    </w:p>
+    <w:p>
+      <w:pPr>
+        <w:numPr>
+          <w:ilvl w:val="0"/>
+          <w:numId w:val="0"/>
+        </w:numPr>
+        <w:jc w:val="both"/>
         <w:rPr>
           <w:rFonts w:hint="default" w:ascii="Times New Roman" w:hAnsi="Times New Roman" w:eastAsia="SimSun" w:cs="Times New Roman"/>
           <w:b w:val="0"/>
@@ -111,16 +112,8 @@
           <w:szCs w:val="24"/>
           <w:lang w:val="en-US"/>
         </w:rPr>
-        <w:t xml:space="preserve">   + Learning and Adapting</w:t>
-      </w:r>
-    </w:p>
-    <w:p>
-      <w:pPr>
-        <w:numPr>
-          <w:ilvl w:val="0"/>
-          <w:numId w:val="0"/>
-        </w:numPr>
-        <w:jc w:val="both"/>
+      </w:pPr>
+      <w:r>
         <w:rPr>
           <w:rFonts w:hint="default" w:ascii="Times New Roman" w:hAnsi="Times New Roman" w:eastAsia="SimSun" w:cs="Times New Roman"/>
           <w:b w:val="0"/>
@@ -129,8 +122,16 @@
           <w:szCs w:val="24"/>
           <w:lang w:val="en-US"/>
         </w:rPr>
-      </w:pPr>
-      <w:r>
+        <w:t xml:space="preserve">   + Learning and Adapting</w:t>
+      </w:r>
+    </w:p>
+    <w:p>
+      <w:pPr>
+        <w:numPr>
+          <w:ilvl w:val="0"/>
+          <w:numId w:val="0"/>
+        </w:numPr>
+        <w:jc w:val="both"/>
         <w:rPr>
           <w:rFonts w:hint="default" w:ascii="Times New Roman" w:hAnsi="Times New Roman" w:eastAsia="SimSun" w:cs="Times New Roman"/>
           <w:b w:val="0"/>
@@ -139,10 +140,1199 @@
           <w:szCs w:val="24"/>
           <w:lang w:val="en-US"/>
         </w:rPr>
+      </w:pPr>
+      <w:r>
+        <w:rPr>
+          <w:rFonts w:hint="default" w:ascii="Times New Roman" w:hAnsi="Times New Roman" w:eastAsia="SimSun" w:cs="Times New Roman"/>
+          <w:b w:val="0"/>
+          <w:bCs w:val="0"/>
+          <w:sz w:val="24"/>
+          <w:szCs w:val="24"/>
+          <w:lang w:val="en-US"/>
+        </w:rPr>
         <w:t xml:space="preserve">   + Performing complex tasks.</w:t>
       </w:r>
+    </w:p>
+    <w:p>
+      <w:pPr>
+        <w:numPr>
+          <w:ilvl w:val="0"/>
+          <w:numId w:val="0"/>
+        </w:numPr>
+        <w:jc w:val="both"/>
+        <w:rPr>
+          <w:rFonts w:hint="default" w:ascii="Times New Roman" w:hAnsi="Times New Roman" w:eastAsia="SimSun" w:cs="Times New Roman"/>
+          <w:b w:val="0"/>
+          <w:bCs w:val="0"/>
+          <w:sz w:val="24"/>
+          <w:szCs w:val="24"/>
+          <w:lang w:val="en-US"/>
+        </w:rPr>
+      </w:pPr>
+    </w:p>
+    <w:p>
+      <w:pPr>
+        <w:numPr>
+          <w:ilvl w:val="0"/>
+          <w:numId w:val="0"/>
+        </w:numPr>
+        <w:jc w:val="both"/>
+        <w:rPr>
+          <w:rFonts w:hint="default" w:ascii="Times New Roman" w:hAnsi="Times New Roman" w:eastAsia="SimSun" w:cs="Times New Roman"/>
+          <w:b w:val="0"/>
+          <w:bCs w:val="0"/>
+          <w:sz w:val="24"/>
+          <w:szCs w:val="24"/>
+          <w:lang w:val="en-US"/>
+        </w:rPr>
+      </w:pPr>
+      <w:r>
+        <w:rPr>
+          <w:rFonts w:hint="default" w:ascii="Times New Roman" w:hAnsi="Times New Roman" w:eastAsia="SimSun" w:cs="Times New Roman"/>
+          <w:b/>
+          <w:bCs/>
+          <w:i/>
+          <w:iCs/>
+          <w:sz w:val="24"/>
+          <w:szCs w:val="24"/>
+          <w:lang w:val="en-US"/>
+        </w:rPr>
+        <w:t>Key Terms</w:t>
+      </w:r>
+      <w:r>
+        <w:rPr>
+          <w:rFonts w:hint="default" w:ascii="Times New Roman" w:hAnsi="Times New Roman" w:eastAsia="SimSun" w:cs="Times New Roman"/>
+          <w:b w:val="0"/>
+          <w:bCs w:val="0"/>
+          <w:sz w:val="24"/>
+          <w:szCs w:val="24"/>
+          <w:lang w:val="en-US"/>
+        </w:rPr>
+        <w:t>: Intelligent System (IS), Artificial Intelligence (AI), Intelligent Agent (IA), Machine Learning (ML)&lt; Deep Learning (DL), Cognitive Computing and others</w:t>
+      </w:r>
+    </w:p>
+    <w:p>
+      <w:pPr>
+        <w:numPr>
+          <w:ilvl w:val="0"/>
+          <w:numId w:val="0"/>
+        </w:numPr>
+        <w:jc w:val="both"/>
+        <w:rPr>
+          <w:rFonts w:hint="default" w:ascii="Times New Roman" w:hAnsi="Times New Roman" w:eastAsia="SimSun" w:cs="Times New Roman"/>
+          <w:b/>
+          <w:bCs/>
+          <w:i/>
+          <w:iCs/>
+          <w:sz w:val="24"/>
+          <w:szCs w:val="24"/>
+          <w:lang w:val="en-US"/>
+        </w:rPr>
+      </w:pPr>
+      <w:r>
+        <w:rPr>
+          <w:rFonts w:hint="default" w:ascii="Times New Roman" w:hAnsi="Times New Roman" w:eastAsia="SimSun" w:cs="Times New Roman"/>
+          <w:b/>
+          <w:bCs/>
+          <w:i/>
+          <w:iCs/>
+          <w:sz w:val="24"/>
+          <w:szCs w:val="24"/>
+          <w:lang w:val="en-US"/>
+        </w:rPr>
+        <w:t>=&gt; “Acting rationally” is closely related to the concept of intelligent agents</w:t>
+      </w:r>
+    </w:p>
+    <w:p>
+      <w:pPr>
+        <w:numPr>
+          <w:ilvl w:val="0"/>
+          <w:numId w:val="0"/>
+        </w:numPr>
+        <w:jc w:val="both"/>
+        <w:rPr>
+          <w:rFonts w:hint="default" w:ascii="Times New Roman" w:hAnsi="Times New Roman" w:eastAsia="SimSun" w:cs="Times New Roman"/>
+          <w:b w:val="0"/>
+          <w:bCs w:val="0"/>
+          <w:i w:val="0"/>
+          <w:iCs w:val="0"/>
+          <w:sz w:val="24"/>
+          <w:szCs w:val="24"/>
+          <w:lang w:val="en-US"/>
+        </w:rPr>
+      </w:pPr>
+      <w:r>
+        <w:rPr>
+          <w:rFonts w:hint="default" w:ascii="Times New Roman" w:hAnsi="Times New Roman" w:eastAsia="SimSun" w:cs="Times New Roman"/>
+          <w:b w:val="0"/>
+          <w:bCs w:val="0"/>
+          <w:i w:val="0"/>
+          <w:iCs w:val="0"/>
+          <w:sz w:val="24"/>
+          <w:szCs w:val="24"/>
+          <w:lang w:val="en-US"/>
+        </w:rPr>
+        <w:t>=&gt; Achievements in business application: ChatGPT, Github Copilot, and so on</w:t>
+      </w:r>
+    </w:p>
+    <w:p>
+      <w:pPr>
+        <w:pStyle w:val="5"/>
+        <w:keepNext w:val="0"/>
+        <w:keepLines w:val="0"/>
+        <w:widowControl/>
+        <w:suppressLineNumbers w:val="0"/>
+        <w:rPr>
+          <w:rFonts w:hint="default" w:ascii="Times New Roman" w:hAnsi="Times New Roman" w:cs="Times New Roman"/>
+        </w:rPr>
+      </w:pPr>
+      <w:r>
+        <w:rPr>
+          <w:rFonts w:hint="default" w:ascii="Times New Roman" w:hAnsi="Times New Roman" w:eastAsia="SimSun" w:cs="Times New Roman"/>
+          <w:b w:val="0"/>
+          <w:bCs w:val="0"/>
+          <w:i w:val="0"/>
+          <w:iCs w:val="0"/>
+          <w:sz w:val="24"/>
+          <w:szCs w:val="24"/>
+          <w:lang w:val="en-US"/>
+        </w:rPr>
+        <w:t xml:space="preserve">- </w:t>
+      </w:r>
+      <w:r>
+        <w:rPr>
+          <w:rFonts w:hint="default" w:ascii="Times New Roman" w:hAnsi="Times New Roman" w:cs="Times New Roman"/>
+        </w:rPr>
+        <w:t>An intelligent system may have the ability to:</w:t>
+      </w:r>
+    </w:p>
+    <w:p>
+      <w:pPr>
+        <w:keepNext w:val="0"/>
+        <w:keepLines w:val="0"/>
+        <w:widowControl/>
+        <w:numPr>
+          <w:ilvl w:val="0"/>
+          <w:numId w:val="2"/>
+        </w:numPr>
+        <w:suppressLineNumbers w:val="0"/>
+        <w:spacing w:before="0" w:beforeAutospacing="1" w:after="0" w:afterAutospacing="1"/>
+        <w:ind w:left="720" w:hanging="360"/>
+        <w:rPr>
+          <w:rFonts w:hint="default" w:ascii="Times New Roman" w:hAnsi="Times New Roman" w:cs="Times New Roman"/>
+        </w:rPr>
+      </w:pPr>
+      <w:r>
+        <w:rPr>
+          <w:rFonts w:hint="default" w:ascii="Times New Roman" w:hAnsi="Times New Roman" w:cs="Times New Roman"/>
+        </w:rPr>
+        <w:t xml:space="preserve">Store and extract knowledge </w:t>
+      </w:r>
+    </w:p>
+    <w:p>
+      <w:pPr>
+        <w:keepNext w:val="0"/>
+        <w:keepLines w:val="0"/>
+        <w:widowControl/>
+        <w:numPr>
+          <w:ilvl w:val="0"/>
+          <w:numId w:val="2"/>
+        </w:numPr>
+        <w:suppressLineNumbers w:val="0"/>
+        <w:spacing w:before="0" w:beforeAutospacing="1" w:after="0" w:afterAutospacing="1"/>
+        <w:ind w:left="720" w:hanging="360"/>
+        <w:rPr>
+          <w:rFonts w:hint="default" w:ascii="Times New Roman" w:hAnsi="Times New Roman" w:cs="Times New Roman"/>
+        </w:rPr>
+      </w:pPr>
+      <w:r>
+        <w:rPr>
+          <w:rFonts w:hint="default" w:ascii="Times New Roman" w:hAnsi="Times New Roman" w:cs="Times New Roman"/>
+        </w:rPr>
+        <w:t xml:space="preserve">Reason like humans </w:t>
+      </w:r>
+    </w:p>
+    <w:p>
+      <w:pPr>
+        <w:keepNext w:val="0"/>
+        <w:keepLines w:val="0"/>
+        <w:widowControl/>
+        <w:numPr>
+          <w:ilvl w:val="0"/>
+          <w:numId w:val="2"/>
+        </w:numPr>
+        <w:suppressLineNumbers w:val="0"/>
+        <w:spacing w:before="0" w:beforeAutospacing="1" w:after="0" w:afterAutospacing="1"/>
+        <w:ind w:left="720" w:hanging="360"/>
+        <w:rPr>
+          <w:rFonts w:hint="default" w:ascii="Times New Roman" w:hAnsi="Times New Roman" w:cs="Times New Roman"/>
+        </w:rPr>
+      </w:pPr>
+      <w:r>
+        <w:rPr>
+          <w:rFonts w:hint="default" w:ascii="Times New Roman" w:hAnsi="Times New Roman" w:cs="Times New Roman"/>
+        </w:rPr>
+        <w:t xml:space="preserve">Learn from experience </w:t>
+      </w:r>
+    </w:p>
+    <w:p>
+      <w:pPr>
+        <w:keepNext w:val="0"/>
+        <w:keepLines w:val="0"/>
+        <w:widowControl/>
+        <w:numPr>
+          <w:ilvl w:val="0"/>
+          <w:numId w:val="2"/>
+        </w:numPr>
+        <w:suppressLineNumbers w:val="0"/>
+        <w:spacing w:before="0" w:beforeAutospacing="1" w:after="0" w:afterAutospacing="1"/>
+        <w:ind w:left="720" w:hanging="360"/>
+        <w:rPr>
+          <w:rFonts w:hint="default" w:ascii="Times New Roman" w:hAnsi="Times New Roman" w:cs="Times New Roman"/>
+        </w:rPr>
+      </w:pPr>
+      <w:r>
+        <w:rPr>
+          <w:rFonts w:hint="default" w:ascii="Times New Roman" w:hAnsi="Times New Roman" w:cs="Times New Roman"/>
+        </w:rPr>
+        <w:t xml:space="preserve">Handle uncertain or imprecise information </w:t>
+      </w:r>
+    </w:p>
+    <w:p>
+      <w:pPr>
+        <w:keepNext w:val="0"/>
+        <w:keepLines w:val="0"/>
+        <w:widowControl/>
+        <w:numPr>
+          <w:ilvl w:val="0"/>
+          <w:numId w:val="2"/>
+        </w:numPr>
+        <w:suppressLineNumbers w:val="0"/>
+        <w:spacing w:before="0" w:beforeAutospacing="1" w:after="0" w:afterAutospacing="1"/>
+        <w:ind w:left="720" w:hanging="360"/>
+        <w:rPr>
+          <w:rFonts w:hint="default" w:ascii="Times New Roman" w:hAnsi="Times New Roman" w:cs="Times New Roman"/>
+        </w:rPr>
+      </w:pPr>
+      <w:r>
+        <w:rPr>
+          <w:rFonts w:hint="default" w:ascii="Times New Roman" w:hAnsi="Times New Roman" w:cs="Times New Roman"/>
+        </w:rPr>
+        <w:t xml:space="preserve">Solve problems using evolutionary approaches </w:t>
+      </w:r>
+    </w:p>
+    <w:p>
+      <w:pPr>
+        <w:keepNext w:val="0"/>
+        <w:keepLines w:val="0"/>
+        <w:widowControl/>
+        <w:numPr>
+          <w:ilvl w:val="0"/>
+          <w:numId w:val="2"/>
+        </w:numPr>
+        <w:suppressLineNumbers w:val="0"/>
+        <w:spacing w:before="0" w:beforeAutospacing="1" w:after="0" w:afterAutospacing="1"/>
+        <w:ind w:left="720" w:hanging="360"/>
+        <w:rPr>
+          <w:rFonts w:hint="default" w:ascii="Times New Roman" w:hAnsi="Times New Roman" w:cs="Times New Roman"/>
+        </w:rPr>
+      </w:pPr>
+      <w:r>
+        <w:rPr>
+          <w:rFonts w:hint="default" w:ascii="Times New Roman" w:hAnsi="Times New Roman" w:cs="Times New Roman"/>
+        </w:rPr>
+        <w:t xml:space="preserve">Interact with humans and other agents </w:t>
+      </w:r>
+    </w:p>
+    <w:p>
+      <w:pPr>
+        <w:pStyle w:val="5"/>
+        <w:keepNext w:val="0"/>
+        <w:keepLines w:val="0"/>
+        <w:widowControl/>
+        <w:suppressLineNumbers w:val="0"/>
+        <w:rPr>
+          <w:rFonts w:hint="default" w:ascii="Times New Roman" w:hAnsi="Times New Roman" w:cs="Times New Roman"/>
+        </w:rPr>
+      </w:pPr>
+      <w:r>
+        <w:rPr>
+          <w:rFonts w:hint="default" w:ascii="Times New Roman" w:hAnsi="Times New Roman" w:cs="Times New Roman"/>
+          <w:lang w:val="en-US"/>
+        </w:rPr>
+        <w:t xml:space="preserve">- </w:t>
+      </w:r>
+      <w:r>
+        <w:rPr>
+          <w:rFonts w:hint="default" w:ascii="Times New Roman" w:hAnsi="Times New Roman" w:cs="Times New Roman"/>
+        </w:rPr>
+        <w:t>An intelligent system may have the ability to:</w:t>
+      </w:r>
+    </w:p>
+    <w:p>
+      <w:pPr>
+        <w:keepNext w:val="0"/>
+        <w:keepLines w:val="0"/>
+        <w:widowControl/>
+        <w:numPr>
+          <w:ilvl w:val="0"/>
+          <w:numId w:val="3"/>
+        </w:numPr>
+        <w:suppressLineNumbers w:val="0"/>
+        <w:spacing w:before="0" w:beforeAutospacing="1" w:after="0" w:afterAutospacing="1"/>
+        <w:ind w:left="720" w:hanging="360"/>
+        <w:rPr>
+          <w:rFonts w:hint="default" w:ascii="Times New Roman" w:hAnsi="Times New Roman" w:cs="Times New Roman"/>
+        </w:rPr>
+      </w:pPr>
+      <w:r>
+        <w:rPr>
+          <w:rFonts w:hint="default" w:ascii="Times New Roman" w:hAnsi="Times New Roman" w:cs="Times New Roman"/>
+        </w:rPr>
+        <w:t xml:space="preserve">Store and extract knowledge </w:t>
+      </w:r>
+    </w:p>
+    <w:p>
+      <w:pPr>
+        <w:keepNext w:val="0"/>
+        <w:keepLines w:val="0"/>
+        <w:widowControl/>
+        <w:numPr>
+          <w:ilvl w:val="0"/>
+          <w:numId w:val="3"/>
+        </w:numPr>
+        <w:suppressLineNumbers w:val="0"/>
+        <w:spacing w:before="0" w:beforeAutospacing="1" w:after="0" w:afterAutospacing="1"/>
+        <w:ind w:left="720" w:hanging="360"/>
+        <w:rPr>
+          <w:rFonts w:hint="default" w:ascii="Times New Roman" w:hAnsi="Times New Roman" w:cs="Times New Roman"/>
+        </w:rPr>
+      </w:pPr>
+      <w:r>
+        <w:rPr>
+          <w:rFonts w:hint="default" w:ascii="Times New Roman" w:hAnsi="Times New Roman" w:cs="Times New Roman"/>
+        </w:rPr>
+        <w:t xml:space="preserve">Reason like humans </w:t>
+      </w:r>
+    </w:p>
+    <w:p>
+      <w:pPr>
+        <w:keepNext w:val="0"/>
+        <w:keepLines w:val="0"/>
+        <w:widowControl/>
+        <w:numPr>
+          <w:ilvl w:val="0"/>
+          <w:numId w:val="3"/>
+        </w:numPr>
+        <w:suppressLineNumbers w:val="0"/>
+        <w:spacing w:before="0" w:beforeAutospacing="1" w:after="0" w:afterAutospacing="1"/>
+        <w:ind w:left="720" w:hanging="360"/>
+        <w:rPr>
+          <w:rFonts w:hint="default" w:ascii="Times New Roman" w:hAnsi="Times New Roman" w:cs="Times New Roman"/>
+        </w:rPr>
+      </w:pPr>
+      <w:r>
+        <w:rPr>
+          <w:rFonts w:hint="default" w:ascii="Times New Roman" w:hAnsi="Times New Roman" w:cs="Times New Roman"/>
+        </w:rPr>
+        <w:t xml:space="preserve">Learn from experience </w:t>
+      </w:r>
+    </w:p>
+    <w:p>
+      <w:pPr>
+        <w:keepNext w:val="0"/>
+        <w:keepLines w:val="0"/>
+        <w:widowControl/>
+        <w:numPr>
+          <w:ilvl w:val="0"/>
+          <w:numId w:val="3"/>
+        </w:numPr>
+        <w:suppressLineNumbers w:val="0"/>
+        <w:spacing w:before="0" w:beforeAutospacing="1" w:after="0" w:afterAutospacing="1"/>
+        <w:ind w:left="720" w:hanging="360"/>
+        <w:rPr>
+          <w:rFonts w:hint="default" w:ascii="Times New Roman" w:hAnsi="Times New Roman" w:cs="Times New Roman"/>
+        </w:rPr>
+      </w:pPr>
+      <w:r>
+        <w:rPr>
+          <w:rFonts w:hint="default" w:ascii="Times New Roman" w:hAnsi="Times New Roman" w:cs="Times New Roman"/>
+        </w:rPr>
+        <w:t xml:space="preserve">Handle uncertain or imprecise information </w:t>
+      </w:r>
+    </w:p>
+    <w:p>
+      <w:pPr>
+        <w:keepNext w:val="0"/>
+        <w:keepLines w:val="0"/>
+        <w:widowControl/>
+        <w:numPr>
+          <w:ilvl w:val="0"/>
+          <w:numId w:val="3"/>
+        </w:numPr>
+        <w:suppressLineNumbers w:val="0"/>
+        <w:spacing w:before="0" w:beforeAutospacing="1" w:after="0" w:afterAutospacing="1"/>
+        <w:ind w:left="720" w:hanging="360"/>
+        <w:rPr>
+          <w:rFonts w:hint="default" w:ascii="Times New Roman" w:hAnsi="Times New Roman" w:cs="Times New Roman"/>
+        </w:rPr>
+      </w:pPr>
+      <w:r>
+        <w:rPr>
+          <w:rFonts w:hint="default" w:ascii="Times New Roman" w:hAnsi="Times New Roman" w:cs="Times New Roman"/>
+        </w:rPr>
+        <w:t xml:space="preserve">Solve problems using evolutionary approaches </w:t>
+      </w:r>
+    </w:p>
+    <w:p>
+      <w:pPr>
+        <w:keepNext w:val="0"/>
+        <w:keepLines w:val="0"/>
+        <w:widowControl/>
+        <w:numPr>
+          <w:ilvl w:val="0"/>
+          <w:numId w:val="3"/>
+        </w:numPr>
+        <w:suppressLineNumbers w:val="0"/>
+        <w:spacing w:before="0" w:beforeAutospacing="1" w:after="0" w:afterAutospacing="1"/>
+        <w:ind w:left="720" w:hanging="360"/>
+        <w:rPr>
+          <w:rFonts w:hint="default" w:ascii="Times New Roman" w:hAnsi="Times New Roman" w:cs="Times New Roman"/>
+        </w:rPr>
+      </w:pPr>
+      <w:r>
+        <w:rPr>
+          <w:rFonts w:hint="default" w:ascii="Times New Roman" w:hAnsi="Times New Roman" w:cs="Times New Roman"/>
+        </w:rPr>
+        <w:t xml:space="preserve">Interact with humans and other agents </w:t>
+      </w:r>
+    </w:p>
+    <w:p>
+      <w:pPr>
+        <w:pStyle w:val="5"/>
+        <w:keepNext w:val="0"/>
+        <w:keepLines w:val="0"/>
+        <w:widowControl/>
+        <w:suppressLineNumbers w:val="0"/>
+        <w:rPr>
+          <w:rFonts w:hint="default" w:ascii="Times New Roman" w:hAnsi="Times New Roman" w:cs="Times New Roman"/>
+        </w:rPr>
+      </w:pPr>
+      <w:r>
+        <w:rPr>
+          <w:rFonts w:hint="default" w:ascii="Times New Roman" w:hAnsi="Times New Roman" w:cs="Times New Roman"/>
+          <w:lang w:val="en-US"/>
+        </w:rPr>
+        <w:t xml:space="preserve">- </w:t>
+      </w:r>
+      <w:r>
+        <w:rPr>
+          <w:rFonts w:hint="default" w:ascii="Times New Roman" w:hAnsi="Times New Roman" w:cs="Times New Roman"/>
+        </w:rPr>
+        <w:t>Important AI techniques introduced include:</w:t>
+      </w:r>
+    </w:p>
+    <w:p>
+      <w:pPr>
+        <w:keepNext w:val="0"/>
+        <w:keepLines w:val="0"/>
+        <w:widowControl/>
+        <w:numPr>
+          <w:ilvl w:val="0"/>
+          <w:numId w:val="4"/>
+        </w:numPr>
+        <w:suppressLineNumbers w:val="0"/>
+        <w:spacing w:before="0" w:beforeAutospacing="1" w:after="0" w:afterAutospacing="1"/>
+        <w:ind w:left="720" w:hanging="360"/>
+        <w:rPr>
+          <w:rFonts w:hint="default" w:ascii="Times New Roman" w:hAnsi="Times New Roman" w:cs="Times New Roman"/>
+        </w:rPr>
+      </w:pPr>
+      <w:r>
+        <w:rPr>
+          <w:rFonts w:hint="default" w:ascii="Times New Roman" w:hAnsi="Times New Roman" w:cs="Times New Roman"/>
+        </w:rPr>
+        <w:t xml:space="preserve">Rule-based systems </w:t>
+      </w:r>
+    </w:p>
+    <w:p>
+      <w:pPr>
+        <w:keepNext w:val="0"/>
+        <w:keepLines w:val="0"/>
+        <w:widowControl/>
+        <w:numPr>
+          <w:ilvl w:val="0"/>
+          <w:numId w:val="4"/>
+        </w:numPr>
+        <w:suppressLineNumbers w:val="0"/>
+        <w:spacing w:before="0" w:beforeAutospacing="1" w:after="0" w:afterAutospacing="1"/>
+        <w:ind w:left="720" w:hanging="360"/>
+        <w:rPr>
+          <w:rFonts w:hint="default" w:ascii="Times New Roman" w:hAnsi="Times New Roman" w:cs="Times New Roman"/>
+        </w:rPr>
+      </w:pPr>
+      <w:r>
+        <w:rPr>
+          <w:rFonts w:hint="default" w:ascii="Times New Roman" w:hAnsi="Times New Roman" w:cs="Times New Roman"/>
+        </w:rPr>
+        <w:t xml:space="preserve">Machine learning </w:t>
+      </w:r>
+    </w:p>
+    <w:p>
+      <w:pPr>
+        <w:keepNext w:val="0"/>
+        <w:keepLines w:val="0"/>
+        <w:widowControl/>
+        <w:numPr>
+          <w:ilvl w:val="0"/>
+          <w:numId w:val="4"/>
+        </w:numPr>
+        <w:suppressLineNumbers w:val="0"/>
+        <w:spacing w:before="0" w:beforeAutospacing="1" w:after="0" w:afterAutospacing="1"/>
+        <w:ind w:left="720" w:hanging="360"/>
+        <w:rPr>
+          <w:rFonts w:hint="default" w:ascii="Times New Roman" w:hAnsi="Times New Roman" w:cs="Times New Roman"/>
+        </w:rPr>
+      </w:pPr>
+      <w:r>
+        <w:rPr>
+          <w:rFonts w:hint="default" w:ascii="Times New Roman" w:hAnsi="Times New Roman" w:cs="Times New Roman"/>
+        </w:rPr>
+        <w:t xml:space="preserve">Deep learning </w:t>
+      </w:r>
+    </w:p>
+    <w:p>
+      <w:pPr>
+        <w:keepNext w:val="0"/>
+        <w:keepLines w:val="0"/>
+        <w:widowControl/>
+        <w:numPr>
+          <w:ilvl w:val="0"/>
+          <w:numId w:val="4"/>
+        </w:numPr>
+        <w:suppressLineNumbers w:val="0"/>
+        <w:spacing w:before="0" w:beforeAutospacing="1" w:after="0" w:afterAutospacing="1"/>
+        <w:ind w:left="720" w:hanging="360"/>
+        <w:rPr>
+          <w:rFonts w:hint="default" w:ascii="Times New Roman" w:hAnsi="Times New Roman" w:cs="Times New Roman"/>
+        </w:rPr>
+      </w:pPr>
+      <w:r>
+        <w:rPr>
+          <w:rFonts w:hint="default" w:ascii="Times New Roman" w:hAnsi="Times New Roman" w:cs="Times New Roman"/>
+        </w:rPr>
+        <w:t xml:space="preserve">Reinforcement learning </w:t>
+      </w:r>
+    </w:p>
+    <w:p>
+      <w:pPr>
+        <w:keepNext w:val="0"/>
+        <w:keepLines w:val="0"/>
+        <w:widowControl/>
+        <w:numPr>
+          <w:ilvl w:val="0"/>
+          <w:numId w:val="4"/>
+        </w:numPr>
+        <w:suppressLineNumbers w:val="0"/>
+        <w:spacing w:before="0" w:beforeAutospacing="1" w:after="0" w:afterAutospacing="1"/>
+        <w:ind w:left="720" w:hanging="360"/>
+        <w:rPr>
+          <w:rFonts w:hint="default" w:ascii="Times New Roman" w:hAnsi="Times New Roman" w:cs="Times New Roman"/>
+        </w:rPr>
+      </w:pPr>
+      <w:r>
+        <w:rPr>
+          <w:rFonts w:hint="default" w:ascii="Times New Roman" w:hAnsi="Times New Roman" w:cs="Times New Roman"/>
+        </w:rPr>
+        <w:t xml:space="preserve">Fuzzy systems </w:t>
+      </w:r>
+    </w:p>
+    <w:p>
+      <w:pPr>
+        <w:keepNext w:val="0"/>
+        <w:keepLines w:val="0"/>
+        <w:widowControl/>
+        <w:numPr>
+          <w:ilvl w:val="0"/>
+          <w:numId w:val="4"/>
+        </w:numPr>
+        <w:suppressLineNumbers w:val="0"/>
+        <w:spacing w:before="0" w:beforeAutospacing="1" w:after="0" w:afterAutospacing="1"/>
+        <w:ind w:left="720" w:hanging="360"/>
+        <w:rPr>
+          <w:rFonts w:hint="default" w:ascii="Times New Roman" w:hAnsi="Times New Roman" w:cs="Times New Roman"/>
+        </w:rPr>
+      </w:pPr>
+      <w:r>
+        <w:rPr>
+          <w:rFonts w:hint="default" w:ascii="Times New Roman" w:hAnsi="Times New Roman" w:cs="Times New Roman"/>
+        </w:rPr>
+        <w:t xml:space="preserve">Evolutionary computing </w:t>
+      </w:r>
+    </w:p>
+    <w:p>
+      <w:pPr>
+        <w:keepNext w:val="0"/>
+        <w:keepLines w:val="0"/>
+        <w:widowControl/>
+        <w:numPr>
+          <w:ilvl w:val="0"/>
+          <w:numId w:val="4"/>
+        </w:numPr>
+        <w:suppressLineNumbers w:val="0"/>
+        <w:spacing w:before="0" w:beforeAutospacing="1" w:after="0" w:afterAutospacing="1"/>
+        <w:ind w:left="720" w:hanging="360"/>
+        <w:rPr>
+          <w:rFonts w:hint="default" w:ascii="Times New Roman" w:hAnsi="Times New Roman" w:cs="Times New Roman"/>
+        </w:rPr>
+      </w:pPr>
+      <w:r>
+        <w:rPr>
+          <w:rFonts w:hint="default" w:ascii="Times New Roman" w:hAnsi="Times New Roman" w:cs="Times New Roman"/>
+        </w:rPr>
+        <w:t xml:space="preserve">Neural networks </w:t>
+      </w:r>
+    </w:p>
+    <w:p>
+      <w:pPr>
+        <w:keepNext w:val="0"/>
+        <w:keepLines w:val="0"/>
+        <w:widowControl/>
+        <w:numPr>
+          <w:ilvl w:val="0"/>
+          <w:numId w:val="4"/>
+        </w:numPr>
+        <w:suppressLineNumbers w:val="0"/>
+        <w:spacing w:before="0" w:beforeAutospacing="1" w:after="0" w:afterAutospacing="1"/>
+        <w:ind w:left="720" w:hanging="360"/>
+        <w:rPr>
+          <w:rFonts w:hint="default" w:ascii="Times New Roman" w:hAnsi="Times New Roman" w:cs="Times New Roman"/>
+        </w:rPr>
+      </w:pPr>
+      <w:r>
+        <w:rPr>
+          <w:rFonts w:hint="default" w:ascii="Times New Roman" w:hAnsi="Times New Roman" w:cs="Times New Roman"/>
+        </w:rPr>
+        <w:t xml:space="preserve">Natural language processing (NLP) </w:t>
+      </w:r>
+    </w:p>
+    <w:p>
+      <w:pPr>
+        <w:keepNext w:val="0"/>
+        <w:keepLines w:val="0"/>
+        <w:widowControl/>
+        <w:numPr>
+          <w:ilvl w:val="0"/>
+          <w:numId w:val="1"/>
+        </w:numPr>
+        <w:suppressLineNumbers w:val="0"/>
+        <w:spacing w:before="0" w:beforeAutospacing="1" w:after="0" w:afterAutospacing="1"/>
+        <w:ind w:left="0" w:leftChars="0" w:firstLine="0" w:firstLineChars="0"/>
+        <w:rPr>
+          <w:rFonts w:hint="default" w:ascii="Times New Roman" w:hAnsi="Times New Roman" w:eastAsia="SimSun" w:cs="Times New Roman"/>
+          <w:sz w:val="24"/>
+          <w:szCs w:val="24"/>
+          <w:lang w:val="en-US"/>
+        </w:rPr>
+      </w:pPr>
+      <w:r>
+        <w:rPr>
+          <w:rFonts w:hint="default" w:ascii="Times New Roman" w:hAnsi="Times New Roman" w:eastAsia="SimSun" w:cs="Times New Roman"/>
+          <w:b/>
+          <w:bCs/>
+          <w:sz w:val="28"/>
+          <w:szCs w:val="28"/>
+          <w:lang w:val="en-US"/>
+        </w:rPr>
+        <w:t xml:space="preserve">Intelligent Agent: </w:t>
+      </w:r>
+      <w:r>
+        <w:rPr>
+          <w:rFonts w:hint="default" w:ascii="Times New Roman" w:hAnsi="Times New Roman" w:eastAsia="SimSun" w:cs="Times New Roman"/>
+          <w:sz w:val="24"/>
+          <w:szCs w:val="24"/>
+        </w:rPr>
+        <w:t>An intelligent agent is a system capable of autonomous action in an environment to achieve objectives</w:t>
+      </w:r>
+      <w:r>
+        <w:rPr>
+          <w:rFonts w:hint="default" w:ascii="Times New Roman" w:hAnsi="Times New Roman" w:eastAsia="SimSun" w:cs="Times New Roman"/>
+          <w:sz w:val="24"/>
+          <w:szCs w:val="24"/>
+          <w:lang w:val="en-US"/>
+        </w:rPr>
+        <w:t xml:space="preserve"> =&gt; Self-driving car</w:t>
+      </w:r>
+    </w:p>
+    <w:p>
+      <w:pPr>
+        <w:keepNext w:val="0"/>
+        <w:keepLines w:val="0"/>
+        <w:widowControl/>
+        <w:numPr>
+          <w:ilvl w:val="0"/>
+          <w:numId w:val="1"/>
+        </w:numPr>
+        <w:suppressLineNumbers w:val="0"/>
+        <w:spacing w:before="0" w:beforeAutospacing="1" w:after="0" w:afterAutospacing="1"/>
+        <w:ind w:left="0" w:leftChars="0" w:firstLine="0" w:firstLineChars="0"/>
+        <w:rPr>
+          <w:rFonts w:hint="default" w:ascii="Times New Roman" w:hAnsi="Times New Roman" w:eastAsia="SimSun" w:cs="Times New Roman"/>
+          <w:sz w:val="24"/>
+          <w:szCs w:val="24"/>
+          <w:lang w:val="en-US"/>
+        </w:rPr>
+      </w:pPr>
+      <w:r>
+        <w:rPr>
+          <w:rFonts w:hint="default" w:ascii="Times New Roman" w:hAnsi="Times New Roman" w:eastAsia="SimSun" w:cs="Times New Roman"/>
+          <w:sz w:val="24"/>
+          <w:szCs w:val="24"/>
+          <w:lang w:val="en-US"/>
+        </w:rPr>
+        <w:t xml:space="preserve">Types of </w:t>
+      </w:r>
+      <w:r>
+        <w:rPr>
+          <w:rFonts w:hint="default" w:ascii="Times New Roman" w:hAnsi="Times New Roman" w:eastAsia="SimSun" w:cs="Times New Roman"/>
+          <w:sz w:val="24"/>
+          <w:szCs w:val="24"/>
+        </w:rPr>
+        <w:t>Intelligent Agents</w:t>
+      </w:r>
+    </w:p>
+    <w:p>
+      <w:pPr>
+        <w:pStyle w:val="2"/>
+        <w:keepNext w:val="0"/>
+        <w:keepLines w:val="0"/>
+        <w:widowControl/>
+        <w:suppressLineNumbers w:val="0"/>
+        <w:rPr>
+          <w:rFonts w:hint="default" w:ascii="Times New Roman" w:hAnsi="Times New Roman" w:cs="Times New Roman"/>
+        </w:rPr>
+      </w:pPr>
+      <w:r>
+        <w:rPr>
+          <w:rFonts w:hint="default" w:ascii="Times New Roman" w:hAnsi="Times New Roman" w:cs="Times New Roman"/>
+          <w:lang w:val="en-US"/>
+        </w:rPr>
+        <w:t xml:space="preserve">- </w:t>
+      </w:r>
+      <w:r>
+        <w:rPr>
+          <w:rFonts w:hint="default" w:ascii="Times New Roman" w:hAnsi="Times New Roman" w:cs="Times New Roman"/>
+        </w:rPr>
+        <w:t>Simple Reflex Agent</w:t>
+      </w:r>
+    </w:p>
+    <w:p>
+      <w:pPr>
+        <w:keepNext w:val="0"/>
+        <w:keepLines w:val="0"/>
+        <w:widowControl/>
+        <w:numPr>
+          <w:ilvl w:val="0"/>
+          <w:numId w:val="5"/>
+        </w:numPr>
+        <w:suppressLineNumbers w:val="0"/>
+        <w:spacing w:before="0" w:beforeAutospacing="1" w:after="0" w:afterAutospacing="1"/>
+        <w:ind w:left="720" w:hanging="360"/>
+        <w:rPr>
+          <w:rFonts w:hint="default" w:ascii="Times New Roman" w:hAnsi="Times New Roman" w:cs="Times New Roman"/>
+        </w:rPr>
+      </w:pPr>
+      <w:r>
+        <w:rPr>
+          <w:rFonts w:hint="default" w:ascii="Times New Roman" w:hAnsi="Times New Roman" w:cs="Times New Roman"/>
+        </w:rPr>
+        <w:t xml:space="preserve">Reacts only to current inputs </w:t>
+      </w:r>
+    </w:p>
+    <w:p>
+      <w:pPr>
+        <w:keepNext w:val="0"/>
+        <w:keepLines w:val="0"/>
+        <w:widowControl/>
+        <w:numPr>
+          <w:ilvl w:val="0"/>
+          <w:numId w:val="5"/>
+        </w:numPr>
+        <w:suppressLineNumbers w:val="0"/>
+        <w:spacing w:before="0" w:beforeAutospacing="1" w:after="0" w:afterAutospacing="1"/>
+        <w:ind w:left="720" w:hanging="360"/>
+        <w:rPr>
+          <w:rFonts w:hint="default" w:ascii="Times New Roman" w:hAnsi="Times New Roman" w:cs="Times New Roman"/>
+          <w:b/>
+          <w:bCs/>
+        </w:rPr>
+      </w:pPr>
+      <w:r>
+        <w:rPr>
+          <w:rFonts w:hint="default" w:ascii="Times New Roman" w:hAnsi="Times New Roman" w:cs="Times New Roman"/>
+          <w:b/>
+          <w:bCs/>
+        </w:rPr>
+        <w:t xml:space="preserve">Uses condition–action rules </w:t>
+      </w:r>
+    </w:p>
+    <w:p>
+      <w:pPr>
+        <w:keepNext w:val="0"/>
+        <w:keepLines w:val="0"/>
+        <w:widowControl/>
+        <w:numPr>
+          <w:ilvl w:val="0"/>
+          <w:numId w:val="5"/>
+        </w:numPr>
+        <w:suppressLineNumbers w:val="0"/>
+        <w:spacing w:before="0" w:beforeAutospacing="1" w:after="0" w:afterAutospacing="1"/>
+        <w:ind w:left="720" w:hanging="360"/>
+        <w:rPr>
+          <w:rFonts w:hint="default" w:ascii="Times New Roman" w:hAnsi="Times New Roman" w:cs="Times New Roman"/>
+        </w:rPr>
+      </w:pPr>
+      <w:r>
+        <w:rPr>
+          <w:rFonts w:hint="default" w:ascii="Times New Roman" w:hAnsi="Times New Roman" w:cs="Times New Roman"/>
+        </w:rPr>
+        <w:t xml:space="preserve">Example: vacuum cleaner agent </w:t>
+      </w:r>
+    </w:p>
+    <w:p>
+      <w:pPr>
+        <w:pStyle w:val="2"/>
+        <w:keepNext w:val="0"/>
+        <w:keepLines w:val="0"/>
+        <w:widowControl/>
+        <w:suppressLineNumbers w:val="0"/>
+        <w:rPr>
+          <w:rFonts w:hint="default" w:ascii="Times New Roman" w:hAnsi="Times New Roman" w:cs="Times New Roman"/>
+        </w:rPr>
+      </w:pPr>
+      <w:r>
+        <w:rPr>
+          <w:rFonts w:hint="default" w:ascii="Times New Roman" w:hAnsi="Times New Roman" w:cs="Times New Roman"/>
+          <w:lang w:val="en-US"/>
+        </w:rPr>
+        <w:t xml:space="preserve">- </w:t>
+      </w:r>
+      <w:r>
+        <w:rPr>
+          <w:rFonts w:hint="default" w:ascii="Times New Roman" w:hAnsi="Times New Roman" w:cs="Times New Roman"/>
+        </w:rPr>
+        <w:t>Model-Based Reflex Agent</w:t>
+      </w:r>
+    </w:p>
+    <w:p>
+      <w:pPr>
+        <w:keepNext w:val="0"/>
+        <w:keepLines w:val="0"/>
+        <w:widowControl/>
+        <w:numPr>
+          <w:ilvl w:val="0"/>
+          <w:numId w:val="6"/>
+        </w:numPr>
+        <w:suppressLineNumbers w:val="0"/>
+        <w:spacing w:before="0" w:beforeAutospacing="1" w:after="0" w:afterAutospacing="1"/>
+        <w:ind w:left="720" w:hanging="360"/>
+        <w:rPr>
+          <w:rFonts w:hint="default" w:ascii="Times New Roman" w:hAnsi="Times New Roman" w:cs="Times New Roman"/>
+        </w:rPr>
+      </w:pPr>
+      <w:r>
+        <w:rPr>
+          <w:rFonts w:hint="default" w:ascii="Times New Roman" w:hAnsi="Times New Roman" w:cs="Times New Roman"/>
+        </w:rPr>
+        <w:t xml:space="preserve">Maintains internal state </w:t>
+      </w:r>
+    </w:p>
+    <w:p>
+      <w:pPr>
+        <w:keepNext w:val="0"/>
+        <w:keepLines w:val="0"/>
+        <w:widowControl/>
+        <w:numPr>
+          <w:ilvl w:val="0"/>
+          <w:numId w:val="6"/>
+        </w:numPr>
+        <w:suppressLineNumbers w:val="0"/>
+        <w:spacing w:before="0" w:beforeAutospacing="1" w:after="0" w:afterAutospacing="1"/>
+        <w:ind w:left="720" w:hanging="360"/>
+        <w:rPr>
+          <w:rFonts w:hint="default" w:ascii="Times New Roman" w:hAnsi="Times New Roman" w:cs="Times New Roman"/>
+        </w:rPr>
+      </w:pPr>
+      <w:r>
+        <w:rPr>
+          <w:rFonts w:hint="default" w:ascii="Times New Roman" w:hAnsi="Times New Roman" w:cs="Times New Roman"/>
+          <w:b/>
+          <w:bCs/>
+        </w:rPr>
+        <w:t>Uses knowledge</w:t>
+      </w:r>
+      <w:r>
+        <w:rPr>
+          <w:rFonts w:hint="default" w:ascii="Times New Roman" w:hAnsi="Times New Roman" w:cs="Times New Roman"/>
+        </w:rPr>
+        <w:t xml:space="preserve"> about how the world changes </w:t>
+      </w:r>
+    </w:p>
+    <w:p>
+      <w:pPr>
+        <w:pStyle w:val="2"/>
+        <w:keepNext w:val="0"/>
+        <w:keepLines w:val="0"/>
+        <w:widowControl/>
+        <w:suppressLineNumbers w:val="0"/>
+        <w:rPr>
+          <w:rFonts w:hint="default" w:ascii="Times New Roman" w:hAnsi="Times New Roman" w:cs="Times New Roman"/>
+        </w:rPr>
+      </w:pPr>
+      <w:r>
+        <w:rPr>
+          <w:rFonts w:hint="default" w:ascii="Times New Roman" w:hAnsi="Times New Roman" w:cs="Times New Roman"/>
+        </w:rPr>
+        <w:t>Goal-Based Agent</w:t>
+      </w:r>
+    </w:p>
+    <w:p>
+      <w:pPr>
+        <w:keepNext w:val="0"/>
+        <w:keepLines w:val="0"/>
+        <w:widowControl/>
+        <w:numPr>
+          <w:ilvl w:val="0"/>
+          <w:numId w:val="7"/>
+        </w:numPr>
+        <w:suppressLineNumbers w:val="0"/>
+        <w:spacing w:before="0" w:beforeAutospacing="1" w:after="0" w:afterAutospacing="1"/>
+        <w:ind w:left="720" w:hanging="360"/>
+        <w:rPr>
+          <w:rFonts w:hint="default" w:ascii="Times New Roman" w:hAnsi="Times New Roman" w:cs="Times New Roman"/>
+        </w:rPr>
+      </w:pPr>
+      <w:r>
+        <w:rPr>
+          <w:rFonts w:hint="default" w:ascii="Times New Roman" w:hAnsi="Times New Roman" w:cs="Times New Roman"/>
+        </w:rPr>
+        <w:t xml:space="preserve">Makes decisions based on goals </w:t>
+      </w:r>
+    </w:p>
+    <w:p>
+      <w:pPr>
+        <w:keepNext w:val="0"/>
+        <w:keepLines w:val="0"/>
+        <w:widowControl/>
+        <w:numPr>
+          <w:ilvl w:val="0"/>
+          <w:numId w:val="7"/>
+        </w:numPr>
+        <w:suppressLineNumbers w:val="0"/>
+        <w:spacing w:before="0" w:beforeAutospacing="1" w:after="0" w:afterAutospacing="1"/>
+        <w:ind w:left="720" w:hanging="360"/>
+        <w:rPr>
+          <w:rFonts w:hint="default" w:ascii="Times New Roman" w:hAnsi="Times New Roman" w:cs="Times New Roman"/>
+        </w:rPr>
+      </w:pPr>
+      <w:r>
+        <w:rPr>
+          <w:rFonts w:hint="default" w:ascii="Times New Roman" w:hAnsi="Times New Roman" w:cs="Times New Roman"/>
+          <w:b/>
+          <w:bCs/>
+        </w:rPr>
+        <w:t>Considers future outcomes and planning</w:t>
+      </w:r>
+      <w:r>
+        <w:rPr>
+          <w:rFonts w:hint="default" w:ascii="Times New Roman" w:hAnsi="Times New Roman" w:cs="Times New Roman"/>
+        </w:rPr>
+        <w:t xml:space="preserve"> </w:t>
+      </w:r>
+    </w:p>
+    <w:p>
+      <w:pPr>
+        <w:pStyle w:val="2"/>
+        <w:keepNext w:val="0"/>
+        <w:keepLines w:val="0"/>
+        <w:widowControl/>
+        <w:suppressLineNumbers w:val="0"/>
+        <w:rPr>
+          <w:rFonts w:hint="default" w:ascii="Times New Roman" w:hAnsi="Times New Roman" w:cs="Times New Roman"/>
+        </w:rPr>
+      </w:pPr>
+      <w:r>
+        <w:rPr>
+          <w:rFonts w:hint="default" w:ascii="Times New Roman" w:hAnsi="Times New Roman" w:cs="Times New Roman"/>
+        </w:rPr>
+        <w:t>Utility-Based Agent</w:t>
+      </w:r>
+    </w:p>
+    <w:p>
+      <w:pPr>
+        <w:keepNext w:val="0"/>
+        <w:keepLines w:val="0"/>
+        <w:widowControl/>
+        <w:numPr>
+          <w:ilvl w:val="0"/>
+          <w:numId w:val="8"/>
+        </w:numPr>
+        <w:suppressLineNumbers w:val="0"/>
+        <w:spacing w:before="0" w:beforeAutospacing="1" w:after="0" w:afterAutospacing="1"/>
+        <w:ind w:left="720" w:hanging="360"/>
+        <w:rPr>
+          <w:rFonts w:hint="default" w:ascii="Times New Roman" w:hAnsi="Times New Roman" w:cs="Times New Roman"/>
+        </w:rPr>
+      </w:pPr>
+      <w:r>
+        <w:rPr>
+          <w:rFonts w:hint="default" w:ascii="Times New Roman" w:hAnsi="Times New Roman" w:cs="Times New Roman"/>
+        </w:rPr>
+        <w:t xml:space="preserve">Chooses the best option among several possibilities </w:t>
+      </w:r>
+    </w:p>
+    <w:p>
+      <w:pPr>
+        <w:keepNext w:val="0"/>
+        <w:keepLines w:val="0"/>
+        <w:widowControl/>
+        <w:numPr>
+          <w:ilvl w:val="0"/>
+          <w:numId w:val="8"/>
+        </w:numPr>
+        <w:suppressLineNumbers w:val="0"/>
+        <w:spacing w:before="0" w:beforeAutospacing="1" w:after="0" w:afterAutospacing="1"/>
+        <w:ind w:left="720" w:hanging="360"/>
+        <w:rPr>
+          <w:rFonts w:hint="default" w:ascii="Times New Roman" w:hAnsi="Times New Roman" w:cs="Times New Roman"/>
+        </w:rPr>
+      </w:pPr>
+      <w:r>
+        <w:rPr>
+          <w:rFonts w:hint="default" w:ascii="Times New Roman" w:hAnsi="Times New Roman" w:cs="Times New Roman"/>
+        </w:rPr>
+        <w:t xml:space="preserve">Uses utility functions to evaluate outcomes </w:t>
+      </w:r>
+    </w:p>
+    <w:p>
+      <w:pPr>
+        <w:pStyle w:val="2"/>
+        <w:keepNext w:val="0"/>
+        <w:keepLines w:val="0"/>
+        <w:widowControl/>
+        <w:suppressLineNumbers w:val="0"/>
+        <w:rPr>
+          <w:rFonts w:hint="default" w:ascii="Times New Roman" w:hAnsi="Times New Roman" w:cs="Times New Roman"/>
+        </w:rPr>
+      </w:pPr>
+      <w:r>
+        <w:rPr>
+          <w:rFonts w:hint="default" w:ascii="Times New Roman" w:hAnsi="Times New Roman" w:cs="Times New Roman"/>
+        </w:rPr>
+        <w:t>Learning Agent</w:t>
+      </w:r>
+    </w:p>
+    <w:p>
+      <w:pPr>
+        <w:keepNext w:val="0"/>
+        <w:keepLines w:val="0"/>
+        <w:widowControl/>
+        <w:numPr>
+          <w:ilvl w:val="0"/>
+          <w:numId w:val="9"/>
+        </w:numPr>
+        <w:suppressLineNumbers w:val="0"/>
+        <w:spacing w:before="0" w:beforeAutospacing="1" w:after="0" w:afterAutospacing="1"/>
+        <w:ind w:left="720" w:hanging="360"/>
+        <w:rPr>
+          <w:rFonts w:hint="default" w:ascii="Times New Roman" w:hAnsi="Times New Roman" w:cs="Times New Roman"/>
+        </w:rPr>
+      </w:pPr>
+      <w:r>
+        <w:rPr>
+          <w:rFonts w:hint="default" w:ascii="Times New Roman" w:hAnsi="Times New Roman" w:cs="Times New Roman"/>
+        </w:rPr>
+        <w:t xml:space="preserve">Learns from experience instead of relying only on fixed instructions </w:t>
+      </w:r>
+    </w:p>
+    <w:p>
+      <w:pPr>
+        <w:keepNext w:val="0"/>
+        <w:keepLines w:val="0"/>
+        <w:widowControl/>
+        <w:numPr>
+          <w:ilvl w:val="0"/>
+          <w:numId w:val="9"/>
+        </w:numPr>
+        <w:suppressLineNumbers w:val="0"/>
+        <w:spacing w:before="0" w:beforeAutospacing="1" w:after="0" w:afterAutospacing="1"/>
+        <w:ind w:left="720" w:hanging="360"/>
+        <w:rPr>
+          <w:rFonts w:hint="default" w:ascii="Times New Roman" w:hAnsi="Times New Roman" w:cs="Times New Roman"/>
+        </w:rPr>
+      </w:pPr>
+      <w:r>
+        <w:rPr>
+          <w:rFonts w:hint="default" w:ascii="Times New Roman" w:hAnsi="Times New Roman" w:cs="Times New Roman"/>
+        </w:rPr>
+        <w:t xml:space="preserve">More adaptable to unknown environments </w:t>
+      </w:r>
+    </w:p>
+    <w:p>
+      <w:pPr>
+        <w:keepNext w:val="0"/>
+        <w:keepLines w:val="0"/>
+        <w:widowControl/>
+        <w:numPr>
+          <w:numId w:val="0"/>
+        </w:numPr>
+        <w:suppressLineNumbers w:val="0"/>
+        <w:spacing w:before="0" w:beforeAutospacing="1" w:after="0" w:afterAutospacing="1"/>
+        <w:ind w:leftChars="0"/>
+        <w:rPr>
+          <w:rFonts w:hint="default" w:ascii="Times New Roman" w:hAnsi="Times New Roman" w:eastAsia="SimSun" w:cs="Times New Roman"/>
+          <w:sz w:val="24"/>
+          <w:szCs w:val="24"/>
+          <w:lang w:val="en-US"/>
+        </w:rPr>
+      </w:pPr>
       <w:bookmarkStart w:id="0" w:name="_GoBack"/>
       <w:bookmarkEnd w:id="0"/>
+    </w:p>
+    <w:p>
+      <w:pPr>
+        <w:keepNext w:val="0"/>
+        <w:keepLines w:val="0"/>
+        <w:widowControl/>
+        <w:numPr>
+          <w:numId w:val="0"/>
+        </w:numPr>
+        <w:suppressLineNumbers w:val="0"/>
+        <w:spacing w:before="0" w:beforeAutospacing="1" w:after="0" w:afterAutospacing="1"/>
+        <w:rPr>
+          <w:rFonts w:hint="default" w:ascii="Times New Roman" w:hAnsi="Times New Roman" w:cs="Times New Roman"/>
+          <w:lang w:val="en-US"/>
+        </w:rPr>
+      </w:pPr>
+    </w:p>
+    <w:p>
+      <w:pPr>
+        <w:numPr>
+          <w:ilvl w:val="0"/>
+          <w:numId w:val="0"/>
+        </w:numPr>
+        <w:jc w:val="both"/>
+        <w:rPr>
+          <w:rFonts w:hint="default" w:ascii="Times New Roman" w:hAnsi="Times New Roman" w:eastAsia="SimSun" w:cs="Times New Roman"/>
+          <w:b w:val="0"/>
+          <w:bCs w:val="0"/>
+          <w:i w:val="0"/>
+          <w:iCs w:val="0"/>
+          <w:sz w:val="24"/>
+          <w:szCs w:val="24"/>
+          <w:lang w:val="en-US"/>
+        </w:rPr>
+      </w:pPr>
     </w:p>
     <w:sectPr>
       <w:pgSz w:w="11906" w:h="16838"/>
@@ -152,6 +1342,1247 @@
     </w:sectPr>
   </w:body>
 </w:document>
+</file>
+
+<file path=word/numbering.xml><?xml version="1.0" encoding="utf-8"?>
+<w:numbering xmlns:wpc="http://schemas.microsoft.com/office/word/2010/wordprocessingCanvas" xmlns:mc="http://schemas.openxmlformats.org/markup-compatibility/2006" xmlns:o="urn:schemas-microsoft-com:office:office" xmlns:r="http://schemas.openxmlformats.org/officeDocument/2006/relationships" xmlns:m="http://schemas.openxmlformats.org/officeDocument/2006/math" xmlns:v="urn:schemas-microsoft-com:vml" xmlns:wp14="http://schemas.microsoft.com/office/word/2010/wordprocessingDrawing" xmlns:wp="http://schemas.openxmlformats.org/drawingml/2006/wordprocessingDrawing" xmlns:w10="urn:schemas-microsoft-com:office:word" xmlns:w="http://schemas.openxmlformats.org/wordprocessingml/2006/main" xmlns:w14="http://schemas.microsoft.com/office/word/2010/wordml" xmlns:wpg="http://schemas.microsoft.com/office/word/2010/wordprocessingGroup" xmlns:wpi="http://schemas.microsoft.com/office/word/2010/wordprocessingInk" xmlns:wne="http://schemas.microsoft.com/office/word/2006/wordml" xmlns:wps="http://schemas.microsoft.com/office/word/2010/wordprocessingShape" xmlns:wpsCustomData="http://www.wps.cn/officeDocument/2013/wpsCustomData" mc:Ignorable="w14 wp14">
+  <w:abstractNum w:abstractNumId="0">
+    <w:nsid w:val="99F3940F"/>
+    <w:multiLevelType w:val="multilevel"/>
+    <w:tmpl w:val="99F3940F"/>
+    <w:lvl w:ilvl="0" w:tentative="0">
+      <w:start w:val="1"/>
+      <w:numFmt w:val="bullet"/>
+      <w:lvlText w:val=""/>
+      <w:lvlJc w:val="left"/>
+      <w:pPr>
+        <w:tabs>
+          <w:tab w:val="left" w:pos="720"/>
+        </w:tabs>
+        <w:ind w:left="720" w:hanging="360"/>
+      </w:pPr>
+      <w:rPr>
+        <w:rFonts w:ascii="Symbol" w:hAnsi="Symbol" w:cs="Symbol"/>
+        <w:sz w:val="20"/>
+      </w:rPr>
+    </w:lvl>
+    <w:lvl w:ilvl="1" w:tentative="0">
+      <w:start w:val="1"/>
+      <w:numFmt w:val="bullet"/>
+      <w:lvlText w:val="o"/>
+      <w:lvlJc w:val="left"/>
+      <w:pPr>
+        <w:tabs>
+          <w:tab w:val="left" w:pos="1440"/>
+        </w:tabs>
+        <w:ind w:left="1440" w:hanging="360"/>
+      </w:pPr>
+      <w:rPr>
+        <w:rFonts w:ascii="Courier New" w:hAnsi="Courier New" w:cs="Courier New"/>
+        <w:sz w:val="20"/>
+      </w:rPr>
+    </w:lvl>
+    <w:lvl w:ilvl="2" w:tentative="0">
+      <w:start w:val="1"/>
+      <w:numFmt w:val="bullet"/>
+      <w:lvlText w:val=""/>
+      <w:lvlJc w:val="left"/>
+      <w:pPr>
+        <w:tabs>
+          <w:tab w:val="left" w:pos="2160"/>
+        </w:tabs>
+        <w:ind w:left="2160" w:hanging="360"/>
+      </w:pPr>
+      <w:rPr>
+        <w:rFonts w:ascii="Wingdings" w:hAnsi="Wingdings" w:cs="Wingdings"/>
+        <w:sz w:val="20"/>
+      </w:rPr>
+    </w:lvl>
+    <w:lvl w:ilvl="3" w:tentative="0">
+      <w:start w:val="1"/>
+      <w:numFmt w:val="bullet"/>
+      <w:lvlText w:val=""/>
+      <w:lvlJc w:val="left"/>
+      <w:pPr>
+        <w:tabs>
+          <w:tab w:val="left" w:pos="2880"/>
+        </w:tabs>
+        <w:ind w:left="2880" w:hanging="360"/>
+      </w:pPr>
+      <w:rPr>
+        <w:rFonts w:hint="default" w:ascii="Wingdings" w:hAnsi="Wingdings" w:cs="Wingdings"/>
+        <w:sz w:val="20"/>
+      </w:rPr>
+    </w:lvl>
+    <w:lvl w:ilvl="4" w:tentative="0">
+      <w:start w:val="1"/>
+      <w:numFmt w:val="bullet"/>
+      <w:lvlText w:val=""/>
+      <w:lvlJc w:val="left"/>
+      <w:pPr>
+        <w:tabs>
+          <w:tab w:val="left" w:pos="3600"/>
+        </w:tabs>
+        <w:ind w:left="3600" w:hanging="360"/>
+      </w:pPr>
+      <w:rPr>
+        <w:rFonts w:hint="default" w:ascii="Wingdings" w:hAnsi="Wingdings" w:cs="Wingdings"/>
+        <w:sz w:val="20"/>
+      </w:rPr>
+    </w:lvl>
+    <w:lvl w:ilvl="5" w:tentative="0">
+      <w:start w:val="1"/>
+      <w:numFmt w:val="bullet"/>
+      <w:lvlText w:val=""/>
+      <w:lvlJc w:val="left"/>
+      <w:pPr>
+        <w:tabs>
+          <w:tab w:val="left" w:pos="4320"/>
+        </w:tabs>
+        <w:ind w:left="4320" w:hanging="360"/>
+      </w:pPr>
+      <w:rPr>
+        <w:rFonts w:hint="default" w:ascii="Wingdings" w:hAnsi="Wingdings" w:cs="Wingdings"/>
+        <w:sz w:val="20"/>
+      </w:rPr>
+    </w:lvl>
+    <w:lvl w:ilvl="6" w:tentative="0">
+      <w:start w:val="1"/>
+      <w:numFmt w:val="bullet"/>
+      <w:lvlText w:val=""/>
+      <w:lvlJc w:val="left"/>
+      <w:pPr>
+        <w:tabs>
+          <w:tab w:val="left" w:pos="5040"/>
+        </w:tabs>
+        <w:ind w:left="5040" w:hanging="360"/>
+      </w:pPr>
+      <w:rPr>
+        <w:rFonts w:hint="default" w:ascii="Wingdings" w:hAnsi="Wingdings" w:cs="Wingdings"/>
+        <w:sz w:val="20"/>
+      </w:rPr>
+    </w:lvl>
+    <w:lvl w:ilvl="7" w:tentative="0">
+      <w:start w:val="1"/>
+      <w:numFmt w:val="bullet"/>
+      <w:lvlText w:val=""/>
+      <w:lvlJc w:val="left"/>
+      <w:pPr>
+        <w:tabs>
+          <w:tab w:val="left" w:pos="5760"/>
+        </w:tabs>
+        <w:ind w:left="5760" w:hanging="360"/>
+      </w:pPr>
+      <w:rPr>
+        <w:rFonts w:hint="default" w:ascii="Wingdings" w:hAnsi="Wingdings" w:cs="Wingdings"/>
+        <w:sz w:val="20"/>
+      </w:rPr>
+    </w:lvl>
+    <w:lvl w:ilvl="8" w:tentative="0">
+      <w:start w:val="1"/>
+      <w:numFmt w:val="bullet"/>
+      <w:lvlText w:val=""/>
+      <w:lvlJc w:val="left"/>
+      <w:pPr>
+        <w:tabs>
+          <w:tab w:val="left" w:pos="6480"/>
+        </w:tabs>
+        <w:ind w:left="6480" w:hanging="360"/>
+      </w:pPr>
+      <w:rPr>
+        <w:rFonts w:hint="default" w:ascii="Wingdings" w:hAnsi="Wingdings" w:cs="Wingdings"/>
+        <w:sz w:val="20"/>
+      </w:rPr>
+    </w:lvl>
+  </w:abstractNum>
+  <w:abstractNum w:abstractNumId="1">
+    <w:nsid w:val="A6ED28F0"/>
+    <w:multiLevelType w:val="singleLevel"/>
+    <w:tmpl w:val="A6ED28F0"/>
+    <w:lvl w:ilvl="0" w:tentative="0">
+      <w:start w:val="1"/>
+      <w:numFmt w:val="upperLetter"/>
+      <w:suff w:val="space"/>
+      <w:lvlText w:val="%1."/>
+      <w:lvlJc w:val="left"/>
+      <w:rPr>
+        <w:rFonts w:hint="default"/>
+        <w:b/>
+        <w:bCs/>
+      </w:rPr>
+    </w:lvl>
+  </w:abstractNum>
+  <w:abstractNum w:abstractNumId="2">
+    <w:nsid w:val="CB68B0CB"/>
+    <w:multiLevelType w:val="multilevel"/>
+    <w:tmpl w:val="CB68B0CB"/>
+    <w:lvl w:ilvl="0" w:tentative="0">
+      <w:start w:val="1"/>
+      <w:numFmt w:val="bullet"/>
+      <w:lvlText w:val=""/>
+      <w:lvlJc w:val="left"/>
+      <w:pPr>
+        <w:tabs>
+          <w:tab w:val="left" w:pos="720"/>
+        </w:tabs>
+        <w:ind w:left="720" w:hanging="360"/>
+      </w:pPr>
+      <w:rPr>
+        <w:rFonts w:ascii="Symbol" w:hAnsi="Symbol" w:cs="Symbol"/>
+        <w:sz w:val="20"/>
+      </w:rPr>
+    </w:lvl>
+    <w:lvl w:ilvl="1" w:tentative="0">
+      <w:start w:val="1"/>
+      <w:numFmt w:val="bullet"/>
+      <w:lvlText w:val="o"/>
+      <w:lvlJc w:val="left"/>
+      <w:pPr>
+        <w:tabs>
+          <w:tab w:val="left" w:pos="1440"/>
+        </w:tabs>
+        <w:ind w:left="1440" w:hanging="360"/>
+      </w:pPr>
+      <w:rPr>
+        <w:rFonts w:ascii="Courier New" w:hAnsi="Courier New" w:cs="Courier New"/>
+        <w:sz w:val="20"/>
+      </w:rPr>
+    </w:lvl>
+    <w:lvl w:ilvl="2" w:tentative="0">
+      <w:start w:val="1"/>
+      <w:numFmt w:val="bullet"/>
+      <w:lvlText w:val=""/>
+      <w:lvlJc w:val="left"/>
+      <w:pPr>
+        <w:tabs>
+          <w:tab w:val="left" w:pos="2160"/>
+        </w:tabs>
+        <w:ind w:left="2160" w:hanging="360"/>
+      </w:pPr>
+      <w:rPr>
+        <w:rFonts w:ascii="Wingdings" w:hAnsi="Wingdings" w:cs="Wingdings"/>
+        <w:sz w:val="20"/>
+      </w:rPr>
+    </w:lvl>
+    <w:lvl w:ilvl="3" w:tentative="0">
+      <w:start w:val="1"/>
+      <w:numFmt w:val="bullet"/>
+      <w:lvlText w:val=""/>
+      <w:lvlJc w:val="left"/>
+      <w:pPr>
+        <w:tabs>
+          <w:tab w:val="left" w:pos="2880"/>
+        </w:tabs>
+        <w:ind w:left="2880" w:hanging="360"/>
+      </w:pPr>
+      <w:rPr>
+        <w:rFonts w:hint="default" w:ascii="Wingdings" w:hAnsi="Wingdings" w:cs="Wingdings"/>
+        <w:sz w:val="20"/>
+      </w:rPr>
+    </w:lvl>
+    <w:lvl w:ilvl="4" w:tentative="0">
+      <w:start w:val="1"/>
+      <w:numFmt w:val="bullet"/>
+      <w:lvlText w:val=""/>
+      <w:lvlJc w:val="left"/>
+      <w:pPr>
+        <w:tabs>
+          <w:tab w:val="left" w:pos="3600"/>
+        </w:tabs>
+        <w:ind w:left="3600" w:hanging="360"/>
+      </w:pPr>
+      <w:rPr>
+        <w:rFonts w:hint="default" w:ascii="Wingdings" w:hAnsi="Wingdings" w:cs="Wingdings"/>
+        <w:sz w:val="20"/>
+      </w:rPr>
+    </w:lvl>
+    <w:lvl w:ilvl="5" w:tentative="0">
+      <w:start w:val="1"/>
+      <w:numFmt w:val="bullet"/>
+      <w:lvlText w:val=""/>
+      <w:lvlJc w:val="left"/>
+      <w:pPr>
+        <w:tabs>
+          <w:tab w:val="left" w:pos="4320"/>
+        </w:tabs>
+        <w:ind w:left="4320" w:hanging="360"/>
+      </w:pPr>
+      <w:rPr>
+        <w:rFonts w:hint="default" w:ascii="Wingdings" w:hAnsi="Wingdings" w:cs="Wingdings"/>
+        <w:sz w:val="20"/>
+      </w:rPr>
+    </w:lvl>
+    <w:lvl w:ilvl="6" w:tentative="0">
+      <w:start w:val="1"/>
+      <w:numFmt w:val="bullet"/>
+      <w:lvlText w:val=""/>
+      <w:lvlJc w:val="left"/>
+      <w:pPr>
+        <w:tabs>
+          <w:tab w:val="left" w:pos="5040"/>
+        </w:tabs>
+        <w:ind w:left="5040" w:hanging="360"/>
+      </w:pPr>
+      <w:rPr>
+        <w:rFonts w:hint="default" w:ascii="Wingdings" w:hAnsi="Wingdings" w:cs="Wingdings"/>
+        <w:sz w:val="20"/>
+      </w:rPr>
+    </w:lvl>
+    <w:lvl w:ilvl="7" w:tentative="0">
+      <w:start w:val="1"/>
+      <w:numFmt w:val="bullet"/>
+      <w:lvlText w:val=""/>
+      <w:lvlJc w:val="left"/>
+      <w:pPr>
+        <w:tabs>
+          <w:tab w:val="left" w:pos="5760"/>
+        </w:tabs>
+        <w:ind w:left="5760" w:hanging="360"/>
+      </w:pPr>
+      <w:rPr>
+        <w:rFonts w:hint="default" w:ascii="Wingdings" w:hAnsi="Wingdings" w:cs="Wingdings"/>
+        <w:sz w:val="20"/>
+      </w:rPr>
+    </w:lvl>
+    <w:lvl w:ilvl="8" w:tentative="0">
+      <w:start w:val="1"/>
+      <w:numFmt w:val="bullet"/>
+      <w:lvlText w:val=""/>
+      <w:lvlJc w:val="left"/>
+      <w:pPr>
+        <w:tabs>
+          <w:tab w:val="left" w:pos="6480"/>
+        </w:tabs>
+        <w:ind w:left="6480" w:hanging="360"/>
+      </w:pPr>
+      <w:rPr>
+        <w:rFonts w:hint="default" w:ascii="Wingdings" w:hAnsi="Wingdings" w:cs="Wingdings"/>
+        <w:sz w:val="20"/>
+      </w:rPr>
+    </w:lvl>
+  </w:abstractNum>
+  <w:abstractNum w:abstractNumId="3">
+    <w:nsid w:val="D0F98EAF"/>
+    <w:multiLevelType w:val="multilevel"/>
+    <w:tmpl w:val="D0F98EAF"/>
+    <w:lvl w:ilvl="0" w:tentative="0">
+      <w:start w:val="1"/>
+      <w:numFmt w:val="bullet"/>
+      <w:lvlText w:val=""/>
+      <w:lvlJc w:val="left"/>
+      <w:pPr>
+        <w:tabs>
+          <w:tab w:val="left" w:pos="720"/>
+        </w:tabs>
+        <w:ind w:left="720" w:hanging="360"/>
+      </w:pPr>
+      <w:rPr>
+        <w:rFonts w:ascii="Symbol" w:hAnsi="Symbol" w:cs="Symbol"/>
+        <w:sz w:val="20"/>
+      </w:rPr>
+    </w:lvl>
+    <w:lvl w:ilvl="1" w:tentative="0">
+      <w:start w:val="1"/>
+      <w:numFmt w:val="bullet"/>
+      <w:lvlText w:val="o"/>
+      <w:lvlJc w:val="left"/>
+      <w:pPr>
+        <w:tabs>
+          <w:tab w:val="left" w:pos="1440"/>
+        </w:tabs>
+        <w:ind w:left="1440" w:hanging="360"/>
+      </w:pPr>
+      <w:rPr>
+        <w:rFonts w:ascii="Courier New" w:hAnsi="Courier New" w:cs="Courier New"/>
+        <w:sz w:val="20"/>
+      </w:rPr>
+    </w:lvl>
+    <w:lvl w:ilvl="2" w:tentative="0">
+      <w:start w:val="1"/>
+      <w:numFmt w:val="bullet"/>
+      <w:lvlText w:val=""/>
+      <w:lvlJc w:val="left"/>
+      <w:pPr>
+        <w:tabs>
+          <w:tab w:val="left" w:pos="2160"/>
+        </w:tabs>
+        <w:ind w:left="2160" w:hanging="360"/>
+      </w:pPr>
+      <w:rPr>
+        <w:rFonts w:ascii="Wingdings" w:hAnsi="Wingdings" w:cs="Wingdings"/>
+        <w:sz w:val="20"/>
+      </w:rPr>
+    </w:lvl>
+    <w:lvl w:ilvl="3" w:tentative="0">
+      <w:start w:val="1"/>
+      <w:numFmt w:val="bullet"/>
+      <w:lvlText w:val=""/>
+      <w:lvlJc w:val="left"/>
+      <w:pPr>
+        <w:tabs>
+          <w:tab w:val="left" w:pos="2880"/>
+        </w:tabs>
+        <w:ind w:left="2880" w:hanging="360"/>
+      </w:pPr>
+      <w:rPr>
+        <w:rFonts w:hint="default" w:ascii="Wingdings" w:hAnsi="Wingdings" w:cs="Wingdings"/>
+        <w:sz w:val="20"/>
+      </w:rPr>
+    </w:lvl>
+    <w:lvl w:ilvl="4" w:tentative="0">
+      <w:start w:val="1"/>
+      <w:numFmt w:val="bullet"/>
+      <w:lvlText w:val=""/>
+      <w:lvlJc w:val="left"/>
+      <w:pPr>
+        <w:tabs>
+          <w:tab w:val="left" w:pos="3600"/>
+        </w:tabs>
+        <w:ind w:left="3600" w:hanging="360"/>
+      </w:pPr>
+      <w:rPr>
+        <w:rFonts w:hint="default" w:ascii="Wingdings" w:hAnsi="Wingdings" w:cs="Wingdings"/>
+        <w:sz w:val="20"/>
+      </w:rPr>
+    </w:lvl>
+    <w:lvl w:ilvl="5" w:tentative="0">
+      <w:start w:val="1"/>
+      <w:numFmt w:val="bullet"/>
+      <w:lvlText w:val=""/>
+      <w:lvlJc w:val="left"/>
+      <w:pPr>
+        <w:tabs>
+          <w:tab w:val="left" w:pos="4320"/>
+        </w:tabs>
+        <w:ind w:left="4320" w:hanging="360"/>
+      </w:pPr>
+      <w:rPr>
+        <w:rFonts w:hint="default" w:ascii="Wingdings" w:hAnsi="Wingdings" w:cs="Wingdings"/>
+        <w:sz w:val="20"/>
+      </w:rPr>
+    </w:lvl>
+    <w:lvl w:ilvl="6" w:tentative="0">
+      <w:start w:val="1"/>
+      <w:numFmt w:val="bullet"/>
+      <w:lvlText w:val=""/>
+      <w:lvlJc w:val="left"/>
+      <w:pPr>
+        <w:tabs>
+          <w:tab w:val="left" w:pos="5040"/>
+        </w:tabs>
+        <w:ind w:left="5040" w:hanging="360"/>
+      </w:pPr>
+      <w:rPr>
+        <w:rFonts w:hint="default" w:ascii="Wingdings" w:hAnsi="Wingdings" w:cs="Wingdings"/>
+        <w:sz w:val="20"/>
+      </w:rPr>
+    </w:lvl>
+    <w:lvl w:ilvl="7" w:tentative="0">
+      <w:start w:val="1"/>
+      <w:numFmt w:val="bullet"/>
+      <w:lvlText w:val=""/>
+      <w:lvlJc w:val="left"/>
+      <w:pPr>
+        <w:tabs>
+          <w:tab w:val="left" w:pos="5760"/>
+        </w:tabs>
+        <w:ind w:left="5760" w:hanging="360"/>
+      </w:pPr>
+      <w:rPr>
+        <w:rFonts w:hint="default" w:ascii="Wingdings" w:hAnsi="Wingdings" w:cs="Wingdings"/>
+        <w:sz w:val="20"/>
+      </w:rPr>
+    </w:lvl>
+    <w:lvl w:ilvl="8" w:tentative="0">
+      <w:start w:val="1"/>
+      <w:numFmt w:val="bullet"/>
+      <w:lvlText w:val=""/>
+      <w:lvlJc w:val="left"/>
+      <w:pPr>
+        <w:tabs>
+          <w:tab w:val="left" w:pos="6480"/>
+        </w:tabs>
+        <w:ind w:left="6480" w:hanging="360"/>
+      </w:pPr>
+      <w:rPr>
+        <w:rFonts w:hint="default" w:ascii="Wingdings" w:hAnsi="Wingdings" w:cs="Wingdings"/>
+        <w:sz w:val="20"/>
+      </w:rPr>
+    </w:lvl>
+  </w:abstractNum>
+  <w:abstractNum w:abstractNumId="4">
+    <w:nsid w:val="ED995A8D"/>
+    <w:multiLevelType w:val="multilevel"/>
+    <w:tmpl w:val="ED995A8D"/>
+    <w:lvl w:ilvl="0" w:tentative="0">
+      <w:start w:val="1"/>
+      <w:numFmt w:val="bullet"/>
+      <w:lvlText w:val=""/>
+      <w:lvlJc w:val="left"/>
+      <w:pPr>
+        <w:tabs>
+          <w:tab w:val="left" w:pos="720"/>
+        </w:tabs>
+        <w:ind w:left="720" w:hanging="360"/>
+      </w:pPr>
+      <w:rPr>
+        <w:rFonts w:hint="default" w:ascii="Symbol" w:hAnsi="Symbol" w:cs="Symbol"/>
+        <w:sz w:val="20"/>
+      </w:rPr>
+    </w:lvl>
+    <w:lvl w:ilvl="1" w:tentative="0">
+      <w:start w:val="1"/>
+      <w:numFmt w:val="bullet"/>
+      <w:lvlText w:val="o"/>
+      <w:lvlJc w:val="left"/>
+      <w:pPr>
+        <w:tabs>
+          <w:tab w:val="left" w:pos="1440"/>
+        </w:tabs>
+        <w:ind w:left="1440" w:hanging="360"/>
+      </w:pPr>
+      <w:rPr>
+        <w:rFonts w:hint="default" w:ascii="Courier New" w:hAnsi="Courier New" w:cs="Courier New"/>
+        <w:sz w:val="20"/>
+      </w:rPr>
+    </w:lvl>
+    <w:lvl w:ilvl="2" w:tentative="0">
+      <w:start w:val="1"/>
+      <w:numFmt w:val="bullet"/>
+      <w:lvlText w:val=""/>
+      <w:lvlJc w:val="left"/>
+      <w:pPr>
+        <w:tabs>
+          <w:tab w:val="left" w:pos="2160"/>
+        </w:tabs>
+        <w:ind w:left="2160" w:hanging="360"/>
+      </w:pPr>
+      <w:rPr>
+        <w:rFonts w:hint="default" w:ascii="Wingdings" w:hAnsi="Wingdings" w:cs="Wingdings"/>
+        <w:sz w:val="20"/>
+      </w:rPr>
+    </w:lvl>
+    <w:lvl w:ilvl="3" w:tentative="0">
+      <w:start w:val="1"/>
+      <w:numFmt w:val="bullet"/>
+      <w:lvlText w:val=""/>
+      <w:lvlJc w:val="left"/>
+      <w:pPr>
+        <w:tabs>
+          <w:tab w:val="left" w:pos="2880"/>
+        </w:tabs>
+        <w:ind w:left="2880" w:hanging="360"/>
+      </w:pPr>
+      <w:rPr>
+        <w:rFonts w:hint="default" w:ascii="Wingdings" w:hAnsi="Wingdings" w:cs="Wingdings"/>
+        <w:sz w:val="20"/>
+      </w:rPr>
+    </w:lvl>
+    <w:lvl w:ilvl="4" w:tentative="0">
+      <w:start w:val="1"/>
+      <w:numFmt w:val="bullet"/>
+      <w:lvlText w:val=""/>
+      <w:lvlJc w:val="left"/>
+      <w:pPr>
+        <w:tabs>
+          <w:tab w:val="left" w:pos="3600"/>
+        </w:tabs>
+        <w:ind w:left="3600" w:hanging="360"/>
+      </w:pPr>
+      <w:rPr>
+        <w:rFonts w:hint="default" w:ascii="Wingdings" w:hAnsi="Wingdings" w:cs="Wingdings"/>
+        <w:sz w:val="20"/>
+      </w:rPr>
+    </w:lvl>
+    <w:lvl w:ilvl="5" w:tentative="0">
+      <w:start w:val="1"/>
+      <w:numFmt w:val="bullet"/>
+      <w:lvlText w:val=""/>
+      <w:lvlJc w:val="left"/>
+      <w:pPr>
+        <w:tabs>
+          <w:tab w:val="left" w:pos="4320"/>
+        </w:tabs>
+        <w:ind w:left="4320" w:hanging="360"/>
+      </w:pPr>
+      <w:rPr>
+        <w:rFonts w:hint="default" w:ascii="Wingdings" w:hAnsi="Wingdings" w:cs="Wingdings"/>
+        <w:sz w:val="20"/>
+      </w:rPr>
+    </w:lvl>
+    <w:lvl w:ilvl="6" w:tentative="0">
+      <w:start w:val="1"/>
+      <w:numFmt w:val="bullet"/>
+      <w:lvlText w:val=""/>
+      <w:lvlJc w:val="left"/>
+      <w:pPr>
+        <w:tabs>
+          <w:tab w:val="left" w:pos="5040"/>
+        </w:tabs>
+        <w:ind w:left="5040" w:hanging="360"/>
+      </w:pPr>
+      <w:rPr>
+        <w:rFonts w:hint="default" w:ascii="Wingdings" w:hAnsi="Wingdings" w:cs="Wingdings"/>
+        <w:sz w:val="20"/>
+      </w:rPr>
+    </w:lvl>
+    <w:lvl w:ilvl="7" w:tentative="0">
+      <w:start w:val="1"/>
+      <w:numFmt w:val="bullet"/>
+      <w:lvlText w:val=""/>
+      <w:lvlJc w:val="left"/>
+      <w:pPr>
+        <w:tabs>
+          <w:tab w:val="left" w:pos="5760"/>
+        </w:tabs>
+        <w:ind w:left="5760" w:hanging="360"/>
+      </w:pPr>
+      <w:rPr>
+        <w:rFonts w:hint="default" w:ascii="Wingdings" w:hAnsi="Wingdings" w:cs="Wingdings"/>
+        <w:sz w:val="20"/>
+      </w:rPr>
+    </w:lvl>
+    <w:lvl w:ilvl="8" w:tentative="0">
+      <w:start w:val="1"/>
+      <w:numFmt w:val="bullet"/>
+      <w:lvlText w:val=""/>
+      <w:lvlJc w:val="left"/>
+      <w:pPr>
+        <w:tabs>
+          <w:tab w:val="left" w:pos="6480"/>
+        </w:tabs>
+        <w:ind w:left="6480" w:hanging="360"/>
+      </w:pPr>
+      <w:rPr>
+        <w:rFonts w:hint="default" w:ascii="Wingdings" w:hAnsi="Wingdings" w:cs="Wingdings"/>
+        <w:sz w:val="20"/>
+      </w:rPr>
+    </w:lvl>
+  </w:abstractNum>
+  <w:abstractNum w:abstractNumId="5">
+    <w:nsid w:val="EED94167"/>
+    <w:multiLevelType w:val="multilevel"/>
+    <w:tmpl w:val="EED94167"/>
+    <w:lvl w:ilvl="0" w:tentative="0">
+      <w:start w:val="1"/>
+      <w:numFmt w:val="bullet"/>
+      <w:lvlText w:val=""/>
+      <w:lvlJc w:val="left"/>
+      <w:pPr>
+        <w:tabs>
+          <w:tab w:val="left" w:pos="720"/>
+        </w:tabs>
+        <w:ind w:left="720" w:hanging="360"/>
+      </w:pPr>
+      <w:rPr>
+        <w:rFonts w:hint="default" w:ascii="Symbol" w:hAnsi="Symbol" w:cs="Symbol"/>
+        <w:sz w:val="20"/>
+      </w:rPr>
+    </w:lvl>
+    <w:lvl w:ilvl="1" w:tentative="0">
+      <w:start w:val="1"/>
+      <w:numFmt w:val="bullet"/>
+      <w:lvlText w:val="o"/>
+      <w:lvlJc w:val="left"/>
+      <w:pPr>
+        <w:tabs>
+          <w:tab w:val="left" w:pos="1440"/>
+        </w:tabs>
+        <w:ind w:left="1440" w:hanging="360"/>
+      </w:pPr>
+      <w:rPr>
+        <w:rFonts w:hint="default" w:ascii="Courier New" w:hAnsi="Courier New" w:cs="Courier New"/>
+        <w:sz w:val="20"/>
+      </w:rPr>
+    </w:lvl>
+    <w:lvl w:ilvl="2" w:tentative="0">
+      <w:start w:val="1"/>
+      <w:numFmt w:val="bullet"/>
+      <w:lvlText w:val=""/>
+      <w:lvlJc w:val="left"/>
+      <w:pPr>
+        <w:tabs>
+          <w:tab w:val="left" w:pos="2160"/>
+        </w:tabs>
+        <w:ind w:left="2160" w:hanging="360"/>
+      </w:pPr>
+      <w:rPr>
+        <w:rFonts w:hint="default" w:ascii="Wingdings" w:hAnsi="Wingdings" w:cs="Wingdings"/>
+        <w:sz w:val="20"/>
+      </w:rPr>
+    </w:lvl>
+    <w:lvl w:ilvl="3" w:tentative="0">
+      <w:start w:val="1"/>
+      <w:numFmt w:val="bullet"/>
+      <w:lvlText w:val=""/>
+      <w:lvlJc w:val="left"/>
+      <w:pPr>
+        <w:tabs>
+          <w:tab w:val="left" w:pos="2880"/>
+        </w:tabs>
+        <w:ind w:left="2880" w:hanging="360"/>
+      </w:pPr>
+      <w:rPr>
+        <w:rFonts w:hint="default" w:ascii="Wingdings" w:hAnsi="Wingdings" w:cs="Wingdings"/>
+        <w:sz w:val="20"/>
+      </w:rPr>
+    </w:lvl>
+    <w:lvl w:ilvl="4" w:tentative="0">
+      <w:start w:val="1"/>
+      <w:numFmt w:val="bullet"/>
+      <w:lvlText w:val=""/>
+      <w:lvlJc w:val="left"/>
+      <w:pPr>
+        <w:tabs>
+          <w:tab w:val="left" w:pos="3600"/>
+        </w:tabs>
+        <w:ind w:left="3600" w:hanging="360"/>
+      </w:pPr>
+      <w:rPr>
+        <w:rFonts w:hint="default" w:ascii="Wingdings" w:hAnsi="Wingdings" w:cs="Wingdings"/>
+        <w:sz w:val="20"/>
+      </w:rPr>
+    </w:lvl>
+    <w:lvl w:ilvl="5" w:tentative="0">
+      <w:start w:val="1"/>
+      <w:numFmt w:val="bullet"/>
+      <w:lvlText w:val=""/>
+      <w:lvlJc w:val="left"/>
+      <w:pPr>
+        <w:tabs>
+          <w:tab w:val="left" w:pos="4320"/>
+        </w:tabs>
+        <w:ind w:left="4320" w:hanging="360"/>
+      </w:pPr>
+      <w:rPr>
+        <w:rFonts w:hint="default" w:ascii="Wingdings" w:hAnsi="Wingdings" w:cs="Wingdings"/>
+        <w:sz w:val="20"/>
+      </w:rPr>
+    </w:lvl>
+    <w:lvl w:ilvl="6" w:tentative="0">
+      <w:start w:val="1"/>
+      <w:numFmt w:val="bullet"/>
+      <w:lvlText w:val=""/>
+      <w:lvlJc w:val="left"/>
+      <w:pPr>
+        <w:tabs>
+          <w:tab w:val="left" w:pos="5040"/>
+        </w:tabs>
+        <w:ind w:left="5040" w:hanging="360"/>
+      </w:pPr>
+      <w:rPr>
+        <w:rFonts w:hint="default" w:ascii="Wingdings" w:hAnsi="Wingdings" w:cs="Wingdings"/>
+        <w:sz w:val="20"/>
+      </w:rPr>
+    </w:lvl>
+    <w:lvl w:ilvl="7" w:tentative="0">
+      <w:start w:val="1"/>
+      <w:numFmt w:val="bullet"/>
+      <w:lvlText w:val=""/>
+      <w:lvlJc w:val="left"/>
+      <w:pPr>
+        <w:tabs>
+          <w:tab w:val="left" w:pos="5760"/>
+        </w:tabs>
+        <w:ind w:left="5760" w:hanging="360"/>
+      </w:pPr>
+      <w:rPr>
+        <w:rFonts w:hint="default" w:ascii="Wingdings" w:hAnsi="Wingdings" w:cs="Wingdings"/>
+        <w:sz w:val="20"/>
+      </w:rPr>
+    </w:lvl>
+    <w:lvl w:ilvl="8" w:tentative="0">
+      <w:start w:val="1"/>
+      <w:numFmt w:val="bullet"/>
+      <w:lvlText w:val=""/>
+      <w:lvlJc w:val="left"/>
+      <w:pPr>
+        <w:tabs>
+          <w:tab w:val="left" w:pos="6480"/>
+        </w:tabs>
+        <w:ind w:left="6480" w:hanging="360"/>
+      </w:pPr>
+      <w:rPr>
+        <w:rFonts w:hint="default" w:ascii="Wingdings" w:hAnsi="Wingdings" w:cs="Wingdings"/>
+        <w:sz w:val="20"/>
+      </w:rPr>
+    </w:lvl>
+  </w:abstractNum>
+  <w:abstractNum w:abstractNumId="6">
+    <w:nsid w:val="3B93F1BC"/>
+    <w:multiLevelType w:val="multilevel"/>
+    <w:tmpl w:val="3B93F1BC"/>
+    <w:lvl w:ilvl="0" w:tentative="0">
+      <w:start w:val="1"/>
+      <w:numFmt w:val="bullet"/>
+      <w:lvlText w:val=""/>
+      <w:lvlJc w:val="left"/>
+      <w:pPr>
+        <w:tabs>
+          <w:tab w:val="left" w:pos="720"/>
+        </w:tabs>
+        <w:ind w:left="720" w:hanging="360"/>
+      </w:pPr>
+      <w:rPr>
+        <w:rFonts w:hint="default" w:ascii="Symbol" w:hAnsi="Symbol" w:cs="Symbol"/>
+        <w:sz w:val="20"/>
+      </w:rPr>
+    </w:lvl>
+    <w:lvl w:ilvl="1" w:tentative="0">
+      <w:start w:val="1"/>
+      <w:numFmt w:val="bullet"/>
+      <w:lvlText w:val="o"/>
+      <w:lvlJc w:val="left"/>
+      <w:pPr>
+        <w:tabs>
+          <w:tab w:val="left" w:pos="1440"/>
+        </w:tabs>
+        <w:ind w:left="1440" w:hanging="360"/>
+      </w:pPr>
+      <w:rPr>
+        <w:rFonts w:hint="default" w:ascii="Courier New" w:hAnsi="Courier New" w:cs="Courier New"/>
+        <w:sz w:val="20"/>
+      </w:rPr>
+    </w:lvl>
+    <w:lvl w:ilvl="2" w:tentative="0">
+      <w:start w:val="1"/>
+      <w:numFmt w:val="bullet"/>
+      <w:lvlText w:val=""/>
+      <w:lvlJc w:val="left"/>
+      <w:pPr>
+        <w:tabs>
+          <w:tab w:val="left" w:pos="2160"/>
+        </w:tabs>
+        <w:ind w:left="2160" w:hanging="360"/>
+      </w:pPr>
+      <w:rPr>
+        <w:rFonts w:hint="default" w:ascii="Wingdings" w:hAnsi="Wingdings" w:cs="Wingdings"/>
+        <w:sz w:val="20"/>
+      </w:rPr>
+    </w:lvl>
+    <w:lvl w:ilvl="3" w:tentative="0">
+      <w:start w:val="1"/>
+      <w:numFmt w:val="bullet"/>
+      <w:lvlText w:val=""/>
+      <w:lvlJc w:val="left"/>
+      <w:pPr>
+        <w:tabs>
+          <w:tab w:val="left" w:pos="2880"/>
+        </w:tabs>
+        <w:ind w:left="2880" w:hanging="360"/>
+      </w:pPr>
+      <w:rPr>
+        <w:rFonts w:hint="default" w:ascii="Wingdings" w:hAnsi="Wingdings" w:cs="Wingdings"/>
+        <w:sz w:val="20"/>
+      </w:rPr>
+    </w:lvl>
+    <w:lvl w:ilvl="4" w:tentative="0">
+      <w:start w:val="1"/>
+      <w:numFmt w:val="bullet"/>
+      <w:lvlText w:val=""/>
+      <w:lvlJc w:val="left"/>
+      <w:pPr>
+        <w:tabs>
+          <w:tab w:val="left" w:pos="3600"/>
+        </w:tabs>
+        <w:ind w:left="3600" w:hanging="360"/>
+      </w:pPr>
+      <w:rPr>
+        <w:rFonts w:hint="default" w:ascii="Wingdings" w:hAnsi="Wingdings" w:cs="Wingdings"/>
+        <w:sz w:val="20"/>
+      </w:rPr>
+    </w:lvl>
+    <w:lvl w:ilvl="5" w:tentative="0">
+      <w:start w:val="1"/>
+      <w:numFmt w:val="bullet"/>
+      <w:lvlText w:val=""/>
+      <w:lvlJc w:val="left"/>
+      <w:pPr>
+        <w:tabs>
+          <w:tab w:val="left" w:pos="4320"/>
+        </w:tabs>
+        <w:ind w:left="4320" w:hanging="360"/>
+      </w:pPr>
+      <w:rPr>
+        <w:rFonts w:hint="default" w:ascii="Wingdings" w:hAnsi="Wingdings" w:cs="Wingdings"/>
+        <w:sz w:val="20"/>
+      </w:rPr>
+    </w:lvl>
+    <w:lvl w:ilvl="6" w:tentative="0">
+      <w:start w:val="1"/>
+      <w:numFmt w:val="bullet"/>
+      <w:lvlText w:val=""/>
+      <w:lvlJc w:val="left"/>
+      <w:pPr>
+        <w:tabs>
+          <w:tab w:val="left" w:pos="5040"/>
+        </w:tabs>
+        <w:ind w:left="5040" w:hanging="360"/>
+      </w:pPr>
+      <w:rPr>
+        <w:rFonts w:hint="default" w:ascii="Wingdings" w:hAnsi="Wingdings" w:cs="Wingdings"/>
+        <w:sz w:val="20"/>
+      </w:rPr>
+    </w:lvl>
+    <w:lvl w:ilvl="7" w:tentative="0">
+      <w:start w:val="1"/>
+      <w:numFmt w:val="bullet"/>
+      <w:lvlText w:val=""/>
+      <w:lvlJc w:val="left"/>
+      <w:pPr>
+        <w:tabs>
+          <w:tab w:val="left" w:pos="5760"/>
+        </w:tabs>
+        <w:ind w:left="5760" w:hanging="360"/>
+      </w:pPr>
+      <w:rPr>
+        <w:rFonts w:hint="default" w:ascii="Wingdings" w:hAnsi="Wingdings" w:cs="Wingdings"/>
+        <w:sz w:val="20"/>
+      </w:rPr>
+    </w:lvl>
+    <w:lvl w:ilvl="8" w:tentative="0">
+      <w:start w:val="1"/>
+      <w:numFmt w:val="bullet"/>
+      <w:lvlText w:val=""/>
+      <w:lvlJc w:val="left"/>
+      <w:pPr>
+        <w:tabs>
+          <w:tab w:val="left" w:pos="6480"/>
+        </w:tabs>
+        <w:ind w:left="6480" w:hanging="360"/>
+      </w:pPr>
+      <w:rPr>
+        <w:rFonts w:hint="default" w:ascii="Wingdings" w:hAnsi="Wingdings" w:cs="Wingdings"/>
+        <w:sz w:val="20"/>
+      </w:rPr>
+    </w:lvl>
+  </w:abstractNum>
+  <w:abstractNum w:abstractNumId="7">
+    <w:nsid w:val="535F598A"/>
+    <w:multiLevelType w:val="multilevel"/>
+    <w:tmpl w:val="535F598A"/>
+    <w:lvl w:ilvl="0" w:tentative="0">
+      <w:start w:val="1"/>
+      <w:numFmt w:val="bullet"/>
+      <w:lvlText w:val=""/>
+      <w:lvlJc w:val="left"/>
+      <w:pPr>
+        <w:tabs>
+          <w:tab w:val="left" w:pos="720"/>
+        </w:tabs>
+        <w:ind w:left="720" w:hanging="360"/>
+      </w:pPr>
+      <w:rPr>
+        <w:rFonts w:hint="default" w:ascii="Symbol" w:hAnsi="Symbol" w:cs="Symbol"/>
+        <w:sz w:val="20"/>
+      </w:rPr>
+    </w:lvl>
+    <w:lvl w:ilvl="1" w:tentative="0">
+      <w:start w:val="1"/>
+      <w:numFmt w:val="bullet"/>
+      <w:lvlText w:val="o"/>
+      <w:lvlJc w:val="left"/>
+      <w:pPr>
+        <w:tabs>
+          <w:tab w:val="left" w:pos="1440"/>
+        </w:tabs>
+        <w:ind w:left="1440" w:hanging="360"/>
+      </w:pPr>
+      <w:rPr>
+        <w:rFonts w:hint="default" w:ascii="Courier New" w:hAnsi="Courier New" w:cs="Courier New"/>
+        <w:sz w:val="20"/>
+      </w:rPr>
+    </w:lvl>
+    <w:lvl w:ilvl="2" w:tentative="0">
+      <w:start w:val="1"/>
+      <w:numFmt w:val="bullet"/>
+      <w:lvlText w:val=""/>
+      <w:lvlJc w:val="left"/>
+      <w:pPr>
+        <w:tabs>
+          <w:tab w:val="left" w:pos="2160"/>
+        </w:tabs>
+        <w:ind w:left="2160" w:hanging="360"/>
+      </w:pPr>
+      <w:rPr>
+        <w:rFonts w:hint="default" w:ascii="Wingdings" w:hAnsi="Wingdings" w:cs="Wingdings"/>
+        <w:sz w:val="20"/>
+      </w:rPr>
+    </w:lvl>
+    <w:lvl w:ilvl="3" w:tentative="0">
+      <w:start w:val="1"/>
+      <w:numFmt w:val="bullet"/>
+      <w:lvlText w:val=""/>
+      <w:lvlJc w:val="left"/>
+      <w:pPr>
+        <w:tabs>
+          <w:tab w:val="left" w:pos="2880"/>
+        </w:tabs>
+        <w:ind w:left="2880" w:hanging="360"/>
+      </w:pPr>
+      <w:rPr>
+        <w:rFonts w:hint="default" w:ascii="Wingdings" w:hAnsi="Wingdings" w:cs="Wingdings"/>
+        <w:sz w:val="20"/>
+      </w:rPr>
+    </w:lvl>
+    <w:lvl w:ilvl="4" w:tentative="0">
+      <w:start w:val="1"/>
+      <w:numFmt w:val="bullet"/>
+      <w:lvlText w:val=""/>
+      <w:lvlJc w:val="left"/>
+      <w:pPr>
+        <w:tabs>
+          <w:tab w:val="left" w:pos="3600"/>
+        </w:tabs>
+        <w:ind w:left="3600" w:hanging="360"/>
+      </w:pPr>
+      <w:rPr>
+        <w:rFonts w:hint="default" w:ascii="Wingdings" w:hAnsi="Wingdings" w:cs="Wingdings"/>
+        <w:sz w:val="20"/>
+      </w:rPr>
+    </w:lvl>
+    <w:lvl w:ilvl="5" w:tentative="0">
+      <w:start w:val="1"/>
+      <w:numFmt w:val="bullet"/>
+      <w:lvlText w:val=""/>
+      <w:lvlJc w:val="left"/>
+      <w:pPr>
+        <w:tabs>
+          <w:tab w:val="left" w:pos="4320"/>
+        </w:tabs>
+        <w:ind w:left="4320" w:hanging="360"/>
+      </w:pPr>
+      <w:rPr>
+        <w:rFonts w:hint="default" w:ascii="Wingdings" w:hAnsi="Wingdings" w:cs="Wingdings"/>
+        <w:sz w:val="20"/>
+      </w:rPr>
+    </w:lvl>
+    <w:lvl w:ilvl="6" w:tentative="0">
+      <w:start w:val="1"/>
+      <w:numFmt w:val="bullet"/>
+      <w:lvlText w:val=""/>
+      <w:lvlJc w:val="left"/>
+      <w:pPr>
+        <w:tabs>
+          <w:tab w:val="left" w:pos="5040"/>
+        </w:tabs>
+        <w:ind w:left="5040" w:hanging="360"/>
+      </w:pPr>
+      <w:rPr>
+        <w:rFonts w:hint="default" w:ascii="Wingdings" w:hAnsi="Wingdings" w:cs="Wingdings"/>
+        <w:sz w:val="20"/>
+      </w:rPr>
+    </w:lvl>
+    <w:lvl w:ilvl="7" w:tentative="0">
+      <w:start w:val="1"/>
+      <w:numFmt w:val="bullet"/>
+      <w:lvlText w:val=""/>
+      <w:lvlJc w:val="left"/>
+      <w:pPr>
+        <w:tabs>
+          <w:tab w:val="left" w:pos="5760"/>
+        </w:tabs>
+        <w:ind w:left="5760" w:hanging="360"/>
+      </w:pPr>
+      <w:rPr>
+        <w:rFonts w:hint="default" w:ascii="Wingdings" w:hAnsi="Wingdings" w:cs="Wingdings"/>
+        <w:sz w:val="20"/>
+      </w:rPr>
+    </w:lvl>
+    <w:lvl w:ilvl="8" w:tentative="0">
+      <w:start w:val="1"/>
+      <w:numFmt w:val="bullet"/>
+      <w:lvlText w:val=""/>
+      <w:lvlJc w:val="left"/>
+      <w:pPr>
+        <w:tabs>
+          <w:tab w:val="left" w:pos="6480"/>
+        </w:tabs>
+        <w:ind w:left="6480" w:hanging="360"/>
+      </w:pPr>
+      <w:rPr>
+        <w:rFonts w:hint="default" w:ascii="Wingdings" w:hAnsi="Wingdings" w:cs="Wingdings"/>
+        <w:sz w:val="20"/>
+      </w:rPr>
+    </w:lvl>
+  </w:abstractNum>
+  <w:abstractNum w:abstractNumId="8">
+    <w:nsid w:val="7FA2339A"/>
+    <w:multiLevelType w:val="multilevel"/>
+    <w:tmpl w:val="7FA2339A"/>
+    <w:lvl w:ilvl="0" w:tentative="0">
+      <w:start w:val="1"/>
+      <w:numFmt w:val="bullet"/>
+      <w:lvlText w:val=""/>
+      <w:lvlJc w:val="left"/>
+      <w:pPr>
+        <w:tabs>
+          <w:tab w:val="left" w:pos="720"/>
+        </w:tabs>
+        <w:ind w:left="720" w:hanging="360"/>
+      </w:pPr>
+      <w:rPr>
+        <w:rFonts w:ascii="Symbol" w:hAnsi="Symbol" w:cs="Symbol"/>
+        <w:sz w:val="20"/>
+      </w:rPr>
+    </w:lvl>
+    <w:lvl w:ilvl="1" w:tentative="0">
+      <w:start w:val="1"/>
+      <w:numFmt w:val="bullet"/>
+      <w:lvlText w:val="o"/>
+      <w:lvlJc w:val="left"/>
+      <w:pPr>
+        <w:tabs>
+          <w:tab w:val="left" w:pos="1440"/>
+        </w:tabs>
+        <w:ind w:left="1440" w:hanging="360"/>
+      </w:pPr>
+      <w:rPr>
+        <w:rFonts w:ascii="Courier New" w:hAnsi="Courier New" w:cs="Courier New"/>
+        <w:sz w:val="20"/>
+      </w:rPr>
+    </w:lvl>
+    <w:lvl w:ilvl="2" w:tentative="0">
+      <w:start w:val="1"/>
+      <w:numFmt w:val="bullet"/>
+      <w:lvlText w:val=""/>
+      <w:lvlJc w:val="left"/>
+      <w:pPr>
+        <w:tabs>
+          <w:tab w:val="left" w:pos="2160"/>
+        </w:tabs>
+        <w:ind w:left="2160" w:hanging="360"/>
+      </w:pPr>
+      <w:rPr>
+        <w:rFonts w:ascii="Wingdings" w:hAnsi="Wingdings" w:cs="Wingdings"/>
+        <w:sz w:val="20"/>
+      </w:rPr>
+    </w:lvl>
+    <w:lvl w:ilvl="3" w:tentative="0">
+      <w:start w:val="1"/>
+      <w:numFmt w:val="bullet"/>
+      <w:lvlText w:val=""/>
+      <w:lvlJc w:val="left"/>
+      <w:pPr>
+        <w:tabs>
+          <w:tab w:val="left" w:pos="2880"/>
+        </w:tabs>
+        <w:ind w:left="2880" w:hanging="360"/>
+      </w:pPr>
+      <w:rPr>
+        <w:rFonts w:hint="default" w:ascii="Wingdings" w:hAnsi="Wingdings" w:cs="Wingdings"/>
+        <w:sz w:val="20"/>
+      </w:rPr>
+    </w:lvl>
+    <w:lvl w:ilvl="4" w:tentative="0">
+      <w:start w:val="1"/>
+      <w:numFmt w:val="bullet"/>
+      <w:lvlText w:val=""/>
+      <w:lvlJc w:val="left"/>
+      <w:pPr>
+        <w:tabs>
+          <w:tab w:val="left" w:pos="3600"/>
+        </w:tabs>
+        <w:ind w:left="3600" w:hanging="360"/>
+      </w:pPr>
+      <w:rPr>
+        <w:rFonts w:hint="default" w:ascii="Wingdings" w:hAnsi="Wingdings" w:cs="Wingdings"/>
+        <w:sz w:val="20"/>
+      </w:rPr>
+    </w:lvl>
+    <w:lvl w:ilvl="5" w:tentative="0">
+      <w:start w:val="1"/>
+      <w:numFmt w:val="bullet"/>
+      <w:lvlText w:val=""/>
+      <w:lvlJc w:val="left"/>
+      <w:pPr>
+        <w:tabs>
+          <w:tab w:val="left" w:pos="4320"/>
+        </w:tabs>
+        <w:ind w:left="4320" w:hanging="360"/>
+      </w:pPr>
+      <w:rPr>
+        <w:rFonts w:hint="default" w:ascii="Wingdings" w:hAnsi="Wingdings" w:cs="Wingdings"/>
+        <w:sz w:val="20"/>
+      </w:rPr>
+    </w:lvl>
+    <w:lvl w:ilvl="6" w:tentative="0">
+      <w:start w:val="1"/>
+      <w:numFmt w:val="bullet"/>
+      <w:lvlText w:val=""/>
+      <w:lvlJc w:val="left"/>
+      <w:pPr>
+        <w:tabs>
+          <w:tab w:val="left" w:pos="5040"/>
+        </w:tabs>
+        <w:ind w:left="5040" w:hanging="360"/>
+      </w:pPr>
+      <w:rPr>
+        <w:rFonts w:hint="default" w:ascii="Wingdings" w:hAnsi="Wingdings" w:cs="Wingdings"/>
+        <w:sz w:val="20"/>
+      </w:rPr>
+    </w:lvl>
+    <w:lvl w:ilvl="7" w:tentative="0">
+      <w:start w:val="1"/>
+      <w:numFmt w:val="bullet"/>
+      <w:lvlText w:val=""/>
+      <w:lvlJc w:val="left"/>
+      <w:pPr>
+        <w:tabs>
+          <w:tab w:val="left" w:pos="5760"/>
+        </w:tabs>
+        <w:ind w:left="5760" w:hanging="360"/>
+      </w:pPr>
+      <w:rPr>
+        <w:rFonts w:hint="default" w:ascii="Wingdings" w:hAnsi="Wingdings" w:cs="Wingdings"/>
+        <w:sz w:val="20"/>
+      </w:rPr>
+    </w:lvl>
+    <w:lvl w:ilvl="8" w:tentative="0">
+      <w:start w:val="1"/>
+      <w:numFmt w:val="bullet"/>
+      <w:lvlText w:val=""/>
+      <w:lvlJc w:val="left"/>
+      <w:pPr>
+        <w:tabs>
+          <w:tab w:val="left" w:pos="6480"/>
+        </w:tabs>
+        <w:ind w:left="6480" w:hanging="360"/>
+      </w:pPr>
+      <w:rPr>
+        <w:rFonts w:hint="default" w:ascii="Wingdings" w:hAnsi="Wingdings" w:cs="Wingdings"/>
+        <w:sz w:val="20"/>
+      </w:rPr>
+    </w:lvl>
+  </w:abstractNum>
+  <w:num w:numId="1">
+    <w:abstractNumId w:val="1"/>
+  </w:num>
+  <w:num w:numId="2">
+    <w:abstractNumId w:val="8"/>
+  </w:num>
+  <w:num w:numId="3">
+    <w:abstractNumId w:val="3"/>
+  </w:num>
+  <w:num w:numId="4">
+    <w:abstractNumId w:val="2"/>
+  </w:num>
+  <w:num w:numId="5">
+    <w:abstractNumId w:val="0"/>
+  </w:num>
+  <w:num w:numId="6">
+    <w:abstractNumId w:val="5"/>
+  </w:num>
+  <w:num w:numId="7">
+    <w:abstractNumId w:val="6"/>
+  </w:num>
+  <w:num w:numId="8">
+    <w:abstractNumId w:val="4"/>
+  </w:num>
+  <w:num w:numId="9">
+    <w:abstractNumId w:val="7"/>
+  </w:num>
+</w:numbering>
 </file>
 
 <file path=word/styles.xml><?xml version="1.0" encoding="utf-8"?>
@@ -423,13 +2854,34 @@
       <w:lang w:val="en-US" w:eastAsia="zh-CN" w:bidi="ar-SA"/>
     </w:rPr>
   </w:style>
-  <w:style w:type="character" w:default="1" w:styleId="2">
+  <w:style w:type="paragraph" w:styleId="2">
+    <w:name w:val="heading 3"/>
+    <w:next w:val="1"/>
+    <w:semiHidden/>
+    <w:unhideWhenUsed/>
+    <w:qFormat/>
+    <w:uiPriority w:val="0"/>
+    <w:pPr>
+      <w:spacing w:before="0" w:beforeAutospacing="1" w:after="0" w:afterAutospacing="1"/>
+      <w:jc w:val="left"/>
+    </w:pPr>
+    <w:rPr>
+      <w:rFonts w:hint="eastAsia" w:ascii="SimSun" w:hAnsi="SimSun" w:eastAsia="SimSun" w:cs="SimSun"/>
+      <w:b/>
+      <w:bCs/>
+      <w:kern w:val="0"/>
+      <w:sz w:val="27"/>
+      <w:szCs w:val="27"/>
+      <w:lang w:val="en-US" w:eastAsia="zh-CN" w:bidi="ar"/>
+    </w:rPr>
+  </w:style>
+  <w:style w:type="character" w:default="1" w:styleId="3">
     <w:name w:val="Default Paragraph Font"/>
     <w:semiHidden/>
     <w:qFormat/>
     <w:uiPriority w:val="0"/>
   </w:style>
-  <w:style w:type="table" w:default="1" w:styleId="3">
+  <w:style w:type="table" w:default="1" w:styleId="4">
     <w:name w:val="Normal Table"/>
     <w:semiHidden/>
     <w:qFormat/>
@@ -443,7 +2895,7 @@
       </w:tblCellMar>
     </w:tblPr>
   </w:style>
-  <w:style w:type="paragraph" w:styleId="4">
+  <w:style w:type="paragraph" w:styleId="5">
     <w:name w:val="Normal (Web)"/>
     <w:qFormat/>
     <w:uiPriority w:val="0"/>
@@ -458,6 +2910,16 @@
       <w:sz w:val="24"/>
       <w:szCs w:val="24"/>
       <w:lang w:val="en-US" w:eastAsia="zh-CN" w:bidi="ar"/>
+    </w:rPr>
+  </w:style>
+  <w:style w:type="character" w:styleId="6">
+    <w:name w:val="Strong"/>
+    <w:basedOn w:val="3"/>
+    <w:qFormat/>
+    <w:uiPriority w:val="0"/>
+    <w:rPr>
+      <w:b/>
+      <w:bCs/>
     </w:rPr>
   </w:style>
 </w:styles>

--- a/Modules/Week1/Week 1 Note.docx
+++ b/Modules/Week1/Week 1 Note.docx
@@ -208,7 +208,7 @@
           <w:szCs w:val="24"/>
           <w:lang w:val="en-US"/>
         </w:rPr>
-        <w:t>: Intelligent System (IS), Artificial Intelligence (AI), Intelligent Agent (IA), Machine Learning (ML)&lt; Deep Learning (DL), Cognitive Computing and others</w:t>
+        <w:t>: Intelligent System (IS), Artificial Intelligence (AI), Intelligent Agent (IA), Machine Learning (ML), Deep Learning (DL), Cognitive Computing and others</w:t>
       </w:r>
     </w:p>
     <w:p>
@@ -878,204 +878,33 @@
         <w:ind w:left="0" w:leftChars="0" w:firstLine="0" w:firstLineChars="0"/>
         <w:rPr>
           <w:rFonts w:hint="default" w:ascii="Times New Roman" w:hAnsi="Times New Roman" w:eastAsia="SimSun" w:cs="Times New Roman"/>
-          <w:sz w:val="24"/>
-          <w:szCs w:val="24"/>
-          <w:lang w:val="en-US"/>
-        </w:rPr>
-      </w:pPr>
-      <w:r>
-        <w:rPr>
-          <w:rFonts w:hint="default" w:ascii="Times New Roman" w:hAnsi="Times New Roman" w:eastAsia="SimSun" w:cs="Times New Roman"/>
-          <w:sz w:val="24"/>
-          <w:szCs w:val="24"/>
-          <w:lang w:val="en-US"/>
-        </w:rPr>
-        <w:t xml:space="preserve">Types of </w:t>
-      </w:r>
-      <w:r>
-        <w:rPr>
-          <w:rFonts w:hint="default" w:ascii="Times New Roman" w:hAnsi="Times New Roman" w:eastAsia="SimSun" w:cs="Times New Roman"/>
-          <w:sz w:val="24"/>
-          <w:szCs w:val="24"/>
-        </w:rPr>
-        <w:t>Intelligent Agents</w:t>
-      </w:r>
-    </w:p>
-    <w:p>
-      <w:pPr>
-        <w:pStyle w:val="2"/>
-        <w:keepNext w:val="0"/>
-        <w:keepLines w:val="0"/>
-        <w:widowControl/>
-        <w:suppressLineNumbers w:val="0"/>
-        <w:rPr>
-          <w:rFonts w:hint="default" w:ascii="Times New Roman" w:hAnsi="Times New Roman" w:cs="Times New Roman"/>
-        </w:rPr>
-      </w:pPr>
-      <w:r>
-        <w:rPr>
-          <w:rFonts w:hint="default" w:ascii="Times New Roman" w:hAnsi="Times New Roman" w:cs="Times New Roman"/>
-          <w:lang w:val="en-US"/>
-        </w:rPr>
-        <w:t xml:space="preserve">- </w:t>
-      </w:r>
-      <w:r>
-        <w:rPr>
-          <w:rFonts w:hint="default" w:ascii="Times New Roman" w:hAnsi="Times New Roman" w:cs="Times New Roman"/>
-        </w:rPr>
-        <w:t>Simple Reflex Agent</w:t>
-      </w:r>
-    </w:p>
-    <w:p>
-      <w:pPr>
-        <w:keepNext w:val="0"/>
-        <w:keepLines w:val="0"/>
-        <w:widowControl/>
-        <w:numPr>
-          <w:ilvl w:val="0"/>
-          <w:numId w:val="5"/>
-        </w:numPr>
-        <w:suppressLineNumbers w:val="0"/>
-        <w:spacing w:before="0" w:beforeAutospacing="1" w:after="0" w:afterAutospacing="1"/>
-        <w:ind w:left="720" w:hanging="360"/>
-        <w:rPr>
-          <w:rFonts w:hint="default" w:ascii="Times New Roman" w:hAnsi="Times New Roman" w:cs="Times New Roman"/>
-        </w:rPr>
-      </w:pPr>
-      <w:r>
-        <w:rPr>
-          <w:rFonts w:hint="default" w:ascii="Times New Roman" w:hAnsi="Times New Roman" w:cs="Times New Roman"/>
-        </w:rPr>
-        <w:t xml:space="preserve">Reacts only to current inputs </w:t>
-      </w:r>
-    </w:p>
-    <w:p>
-      <w:pPr>
-        <w:keepNext w:val="0"/>
-        <w:keepLines w:val="0"/>
-        <w:widowControl/>
-        <w:numPr>
-          <w:ilvl w:val="0"/>
-          <w:numId w:val="5"/>
-        </w:numPr>
-        <w:suppressLineNumbers w:val="0"/>
-        <w:spacing w:before="0" w:beforeAutospacing="1" w:after="0" w:afterAutospacing="1"/>
-        <w:ind w:left="720" w:hanging="360"/>
-        <w:rPr>
-          <w:rFonts w:hint="default" w:ascii="Times New Roman" w:hAnsi="Times New Roman" w:cs="Times New Roman"/>
           <w:b/>
           <w:bCs/>
-        </w:rPr>
-      </w:pPr>
-      <w:r>
-        <w:rPr>
-          <w:rFonts w:hint="default" w:ascii="Times New Roman" w:hAnsi="Times New Roman" w:cs="Times New Roman"/>
+          <w:sz w:val="28"/>
+          <w:szCs w:val="28"/>
+          <w:lang w:val="en-US"/>
+        </w:rPr>
+      </w:pPr>
+      <w:r>
+        <w:rPr>
+          <w:rFonts w:hint="default" w:ascii="Times New Roman" w:hAnsi="Times New Roman" w:eastAsia="SimSun" w:cs="Times New Roman"/>
           <w:b/>
           <w:bCs/>
-        </w:rPr>
-        <w:t xml:space="preserve">Uses condition–action rules </w:t>
-      </w:r>
-    </w:p>
-    <w:p>
-      <w:pPr>
-        <w:keepNext w:val="0"/>
-        <w:keepLines w:val="0"/>
-        <w:widowControl/>
-        <w:numPr>
-          <w:ilvl w:val="0"/>
-          <w:numId w:val="5"/>
-        </w:numPr>
-        <w:suppressLineNumbers w:val="0"/>
-        <w:spacing w:before="0" w:beforeAutospacing="1" w:after="0" w:afterAutospacing="1"/>
-        <w:ind w:left="720" w:hanging="360"/>
-        <w:rPr>
-          <w:rFonts w:hint="default" w:ascii="Times New Roman" w:hAnsi="Times New Roman" w:cs="Times New Roman"/>
-        </w:rPr>
-      </w:pPr>
-      <w:r>
-        <w:rPr>
-          <w:rFonts w:hint="default" w:ascii="Times New Roman" w:hAnsi="Times New Roman" w:cs="Times New Roman"/>
-        </w:rPr>
-        <w:t xml:space="preserve">Example: vacuum cleaner agent </w:t>
-      </w:r>
-    </w:p>
-    <w:p>
-      <w:pPr>
-        <w:pStyle w:val="2"/>
-        <w:keepNext w:val="0"/>
-        <w:keepLines w:val="0"/>
-        <w:widowControl/>
-        <w:suppressLineNumbers w:val="0"/>
-        <w:rPr>
-          <w:rFonts w:hint="default" w:ascii="Times New Roman" w:hAnsi="Times New Roman" w:cs="Times New Roman"/>
-        </w:rPr>
-      </w:pPr>
-      <w:r>
-        <w:rPr>
-          <w:rFonts w:hint="default" w:ascii="Times New Roman" w:hAnsi="Times New Roman" w:cs="Times New Roman"/>
+          <w:sz w:val="28"/>
+          <w:szCs w:val="28"/>
           <w:lang w:val="en-US"/>
         </w:rPr>
-        <w:t xml:space="preserve">- </w:t>
-      </w:r>
-      <w:r>
-        <w:rPr>
-          <w:rFonts w:hint="default" w:ascii="Times New Roman" w:hAnsi="Times New Roman" w:cs="Times New Roman"/>
-        </w:rPr>
-        <w:t>Model-Based Reflex Agent</w:t>
-      </w:r>
-    </w:p>
-    <w:p>
-      <w:pPr>
-        <w:keepNext w:val="0"/>
-        <w:keepLines w:val="0"/>
-        <w:widowControl/>
-        <w:numPr>
-          <w:ilvl w:val="0"/>
-          <w:numId w:val="6"/>
-        </w:numPr>
-        <w:suppressLineNumbers w:val="0"/>
-        <w:spacing w:before="0" w:beforeAutospacing="1" w:after="0" w:afterAutospacing="1"/>
-        <w:ind w:left="720" w:hanging="360"/>
-        <w:rPr>
-          <w:rFonts w:hint="default" w:ascii="Times New Roman" w:hAnsi="Times New Roman" w:cs="Times New Roman"/>
-        </w:rPr>
-      </w:pPr>
-      <w:r>
-        <w:rPr>
-          <w:rFonts w:hint="default" w:ascii="Times New Roman" w:hAnsi="Times New Roman" w:cs="Times New Roman"/>
-        </w:rPr>
-        <w:t xml:space="preserve">Maintains internal state </w:t>
-      </w:r>
-    </w:p>
-    <w:p>
-      <w:pPr>
-        <w:keepNext w:val="0"/>
-        <w:keepLines w:val="0"/>
-        <w:widowControl/>
-        <w:numPr>
-          <w:ilvl w:val="0"/>
-          <w:numId w:val="6"/>
-        </w:numPr>
-        <w:suppressLineNumbers w:val="0"/>
-        <w:spacing w:before="0" w:beforeAutospacing="1" w:after="0" w:afterAutospacing="1"/>
-        <w:ind w:left="720" w:hanging="360"/>
-        <w:rPr>
-          <w:rFonts w:hint="default" w:ascii="Times New Roman" w:hAnsi="Times New Roman" w:cs="Times New Roman"/>
-        </w:rPr>
-      </w:pPr>
-      <w:r>
-        <w:rPr>
-          <w:rFonts w:hint="default" w:ascii="Times New Roman" w:hAnsi="Times New Roman" w:cs="Times New Roman"/>
+        <w:t xml:space="preserve">Types of </w:t>
+      </w:r>
+      <w:r>
+        <w:rPr>
+          <w:rFonts w:hint="default" w:ascii="Times New Roman" w:hAnsi="Times New Roman" w:eastAsia="SimSun" w:cs="Times New Roman"/>
           <w:b/>
           <w:bCs/>
-        </w:rPr>
-        <w:t>Uses knowledge</w:t>
-      </w:r>
-      <w:r>
-        <w:rPr>
-          <w:rFonts w:hint="default" w:ascii="Times New Roman" w:hAnsi="Times New Roman" w:cs="Times New Roman"/>
-        </w:rPr>
-        <w:t xml:space="preserve"> about how the world changes </w:t>
+          <w:sz w:val="28"/>
+          <w:szCs w:val="28"/>
+        </w:rPr>
+        <w:t>Intelligent Agents</w:t>
       </w:r>
     </w:p>
     <w:p>
@@ -1087,67 +916,111 @@
         <w:suppressLineNumbers w:val="0"/>
         <w:rPr>
           <w:rFonts w:hint="default" w:ascii="Times New Roman" w:hAnsi="Times New Roman" w:cs="Times New Roman"/>
-        </w:rPr>
-      </w:pPr>
-      <w:r>
-        <w:rPr>
-          <w:rFonts w:hint="default" w:ascii="Times New Roman" w:hAnsi="Times New Roman" w:cs="Times New Roman"/>
-        </w:rPr>
-        <w:t>Goal-Based Agent</w:t>
-      </w:r>
-    </w:p>
-    <w:p>
-      <w:pPr>
-        <w:keepNext w:val="0"/>
-        <w:keepLines w:val="0"/>
-        <w:widowControl/>
-        <w:numPr>
-          <w:ilvl w:val="0"/>
-          <w:numId w:val="7"/>
-        </w:numPr>
-        <w:suppressLineNumbers w:val="0"/>
-        <w:spacing w:before="0" w:beforeAutospacing="1" w:after="0" w:afterAutospacing="1"/>
-        <w:ind w:left="720" w:hanging="360"/>
-        <w:rPr>
-          <w:rFonts w:hint="default" w:ascii="Times New Roman" w:hAnsi="Times New Roman" w:cs="Times New Roman"/>
-        </w:rPr>
-      </w:pPr>
-      <w:r>
-        <w:rPr>
-          <w:rFonts w:hint="default" w:ascii="Times New Roman" w:hAnsi="Times New Roman" w:cs="Times New Roman"/>
-        </w:rPr>
-        <w:t xml:space="preserve">Makes decisions based on goals </w:t>
-      </w:r>
-    </w:p>
-    <w:p>
-      <w:pPr>
-        <w:keepNext w:val="0"/>
-        <w:keepLines w:val="0"/>
-        <w:widowControl/>
-        <w:numPr>
-          <w:ilvl w:val="0"/>
-          <w:numId w:val="7"/>
-        </w:numPr>
-        <w:suppressLineNumbers w:val="0"/>
-        <w:spacing w:before="0" w:beforeAutospacing="1" w:after="0" w:afterAutospacing="1"/>
-        <w:ind w:left="720" w:hanging="360"/>
-        <w:rPr>
-          <w:rFonts w:hint="default" w:ascii="Times New Roman" w:hAnsi="Times New Roman" w:cs="Times New Roman"/>
-        </w:rPr>
-      </w:pPr>
-      <w:r>
+          <w:sz w:val="24"/>
+          <w:szCs w:val="24"/>
+        </w:rPr>
+      </w:pPr>
+      <w:r>
+        <w:rPr>
+          <w:rFonts w:hint="default" w:ascii="Times New Roman" w:hAnsi="Times New Roman" w:cs="Times New Roman"/>
+          <w:sz w:val="24"/>
+          <w:szCs w:val="24"/>
+          <w:lang w:val="en-US"/>
+        </w:rPr>
+        <w:t xml:space="preserve">- </w:t>
+      </w:r>
+      <w:r>
+        <w:rPr>
+          <w:rFonts w:hint="default" w:ascii="Times New Roman" w:hAnsi="Times New Roman" w:cs="Times New Roman"/>
+          <w:sz w:val="24"/>
+          <w:szCs w:val="24"/>
+        </w:rPr>
+        <w:t>Simple Reflex Agent</w:t>
+      </w:r>
+    </w:p>
+    <w:p>
+      <w:pPr>
+        <w:keepNext w:val="0"/>
+        <w:keepLines w:val="0"/>
+        <w:widowControl/>
+        <w:numPr>
+          <w:ilvl w:val="0"/>
+          <w:numId w:val="5"/>
+        </w:numPr>
+        <w:suppressLineNumbers w:val="0"/>
+        <w:spacing w:before="0" w:beforeAutospacing="1" w:after="0" w:afterAutospacing="1"/>
+        <w:ind w:left="720" w:hanging="360"/>
+        <w:rPr>
+          <w:rFonts w:hint="default" w:ascii="Times New Roman" w:hAnsi="Times New Roman" w:cs="Times New Roman"/>
+          <w:sz w:val="24"/>
+          <w:szCs w:val="24"/>
+        </w:rPr>
+      </w:pPr>
+      <w:r>
+        <w:rPr>
+          <w:rFonts w:hint="default" w:ascii="Times New Roman" w:hAnsi="Times New Roman" w:cs="Times New Roman"/>
+          <w:sz w:val="24"/>
+          <w:szCs w:val="24"/>
+        </w:rPr>
+        <w:t xml:space="preserve">Reacts only to current inputs </w:t>
+      </w:r>
+    </w:p>
+    <w:p>
+      <w:pPr>
+        <w:keepNext w:val="0"/>
+        <w:keepLines w:val="0"/>
+        <w:widowControl/>
+        <w:numPr>
+          <w:ilvl w:val="0"/>
+          <w:numId w:val="5"/>
+        </w:numPr>
+        <w:suppressLineNumbers w:val="0"/>
+        <w:spacing w:before="0" w:beforeAutospacing="1" w:after="0" w:afterAutospacing="1"/>
+        <w:ind w:left="720" w:hanging="360"/>
         <w:rPr>
           <w:rFonts w:hint="default" w:ascii="Times New Roman" w:hAnsi="Times New Roman" w:cs="Times New Roman"/>
           <w:b/>
           <w:bCs/>
-        </w:rPr>
-        <w:t>Considers future outcomes and planning</w:t>
-      </w:r>
-      <w:r>
-        <w:rPr>
-          <w:rFonts w:hint="default" w:ascii="Times New Roman" w:hAnsi="Times New Roman" w:cs="Times New Roman"/>
-        </w:rPr>
-        <w:t xml:space="preserve"> </w:t>
+          <w:sz w:val="24"/>
+          <w:szCs w:val="24"/>
+        </w:rPr>
+      </w:pPr>
+      <w:r>
+        <w:rPr>
+          <w:rFonts w:hint="default" w:ascii="Times New Roman" w:hAnsi="Times New Roman" w:cs="Times New Roman"/>
+          <w:b/>
+          <w:bCs/>
+          <w:sz w:val="24"/>
+          <w:szCs w:val="24"/>
+        </w:rPr>
+        <w:t xml:space="preserve">Uses condition–action rules </w:t>
+      </w:r>
+    </w:p>
+    <w:p>
+      <w:pPr>
+        <w:keepNext w:val="0"/>
+        <w:keepLines w:val="0"/>
+        <w:widowControl/>
+        <w:numPr>
+          <w:ilvl w:val="0"/>
+          <w:numId w:val="5"/>
+        </w:numPr>
+        <w:suppressLineNumbers w:val="0"/>
+        <w:spacing w:before="0" w:beforeAutospacing="1" w:after="0" w:afterAutospacing="1"/>
+        <w:ind w:left="720" w:hanging="360"/>
+        <w:rPr>
+          <w:rFonts w:hint="default" w:ascii="Times New Roman" w:hAnsi="Times New Roman" w:cs="Times New Roman"/>
+          <w:sz w:val="24"/>
+          <w:szCs w:val="24"/>
+        </w:rPr>
+      </w:pPr>
+      <w:r>
+        <w:rPr>
+          <w:rFonts w:hint="default" w:ascii="Times New Roman" w:hAnsi="Times New Roman" w:cs="Times New Roman"/>
+          <w:sz w:val="24"/>
+          <w:szCs w:val="24"/>
+        </w:rPr>
+        <w:t xml:space="preserve">Example: vacuum cleaner agent </w:t>
       </w:r>
     </w:p>
     <w:p>
@@ -1159,143 +1032,27 @@
         <w:suppressLineNumbers w:val="0"/>
         <w:rPr>
           <w:rFonts w:hint="default" w:ascii="Times New Roman" w:hAnsi="Times New Roman" w:cs="Times New Roman"/>
-        </w:rPr>
-      </w:pPr>
-      <w:r>
-        <w:rPr>
-          <w:rFonts w:hint="default" w:ascii="Times New Roman" w:hAnsi="Times New Roman" w:cs="Times New Roman"/>
-        </w:rPr>
-        <w:t>Utility-Based Agent</w:t>
-      </w:r>
-    </w:p>
-    <w:p>
-      <w:pPr>
-        <w:keepNext w:val="0"/>
-        <w:keepLines w:val="0"/>
-        <w:widowControl/>
-        <w:numPr>
-          <w:ilvl w:val="0"/>
-          <w:numId w:val="8"/>
-        </w:numPr>
-        <w:suppressLineNumbers w:val="0"/>
-        <w:spacing w:before="0" w:beforeAutospacing="1" w:after="0" w:afterAutospacing="1"/>
-        <w:ind w:left="720" w:hanging="360"/>
-        <w:rPr>
-          <w:rFonts w:hint="default" w:ascii="Times New Roman" w:hAnsi="Times New Roman" w:cs="Times New Roman"/>
-        </w:rPr>
-      </w:pPr>
-      <w:r>
-        <w:rPr>
-          <w:rFonts w:hint="default" w:ascii="Times New Roman" w:hAnsi="Times New Roman" w:cs="Times New Roman"/>
-        </w:rPr>
-        <w:t xml:space="preserve">Chooses the best option among several possibilities </w:t>
-      </w:r>
-    </w:p>
-    <w:p>
-      <w:pPr>
-        <w:keepNext w:val="0"/>
-        <w:keepLines w:val="0"/>
-        <w:widowControl/>
-        <w:numPr>
-          <w:ilvl w:val="0"/>
-          <w:numId w:val="8"/>
-        </w:numPr>
-        <w:suppressLineNumbers w:val="0"/>
-        <w:spacing w:before="0" w:beforeAutospacing="1" w:after="0" w:afterAutospacing="1"/>
-        <w:ind w:left="720" w:hanging="360"/>
-        <w:rPr>
-          <w:rFonts w:hint="default" w:ascii="Times New Roman" w:hAnsi="Times New Roman" w:cs="Times New Roman"/>
-        </w:rPr>
-      </w:pPr>
-      <w:r>
-        <w:rPr>
-          <w:rFonts w:hint="default" w:ascii="Times New Roman" w:hAnsi="Times New Roman" w:cs="Times New Roman"/>
-        </w:rPr>
-        <w:t xml:space="preserve">Uses utility functions to evaluate outcomes </w:t>
-      </w:r>
-    </w:p>
-    <w:p>
-      <w:pPr>
-        <w:pStyle w:val="2"/>
-        <w:keepNext w:val="0"/>
-        <w:keepLines w:val="0"/>
-        <w:widowControl/>
-        <w:suppressLineNumbers w:val="0"/>
-        <w:rPr>
-          <w:rFonts w:hint="default" w:ascii="Times New Roman" w:hAnsi="Times New Roman" w:cs="Times New Roman"/>
-        </w:rPr>
-      </w:pPr>
-      <w:r>
-        <w:rPr>
-          <w:rFonts w:hint="default" w:ascii="Times New Roman" w:hAnsi="Times New Roman" w:cs="Times New Roman"/>
-        </w:rPr>
-        <w:t>Learning Agent</w:t>
-      </w:r>
-    </w:p>
-    <w:p>
-      <w:pPr>
-        <w:keepNext w:val="0"/>
-        <w:keepLines w:val="0"/>
-        <w:widowControl/>
-        <w:numPr>
-          <w:ilvl w:val="0"/>
-          <w:numId w:val="9"/>
-        </w:numPr>
-        <w:suppressLineNumbers w:val="0"/>
-        <w:spacing w:before="0" w:beforeAutospacing="1" w:after="0" w:afterAutospacing="1"/>
-        <w:ind w:left="720" w:hanging="360"/>
-        <w:rPr>
-          <w:rFonts w:hint="default" w:ascii="Times New Roman" w:hAnsi="Times New Roman" w:cs="Times New Roman"/>
-        </w:rPr>
-      </w:pPr>
-      <w:r>
-        <w:rPr>
-          <w:rFonts w:hint="default" w:ascii="Times New Roman" w:hAnsi="Times New Roman" w:cs="Times New Roman"/>
-        </w:rPr>
-        <w:t xml:space="preserve">Learns from experience instead of relying only on fixed instructions </w:t>
-      </w:r>
-    </w:p>
-    <w:p>
-      <w:pPr>
-        <w:keepNext w:val="0"/>
-        <w:keepLines w:val="0"/>
-        <w:widowControl/>
-        <w:numPr>
-          <w:ilvl w:val="0"/>
-          <w:numId w:val="9"/>
-        </w:numPr>
-        <w:suppressLineNumbers w:val="0"/>
-        <w:spacing w:before="0" w:beforeAutospacing="1" w:after="0" w:afterAutospacing="1"/>
-        <w:ind w:left="720" w:hanging="360"/>
-        <w:rPr>
-          <w:rFonts w:hint="default" w:ascii="Times New Roman" w:hAnsi="Times New Roman" w:cs="Times New Roman"/>
-        </w:rPr>
-      </w:pPr>
-      <w:r>
-        <w:rPr>
-          <w:rFonts w:hint="default" w:ascii="Times New Roman" w:hAnsi="Times New Roman" w:cs="Times New Roman"/>
-        </w:rPr>
-        <w:t xml:space="preserve">More adaptable to unknown environments </w:t>
-      </w:r>
-    </w:p>
-    <w:p>
-      <w:pPr>
-        <w:keepNext w:val="0"/>
-        <w:keepLines w:val="0"/>
-        <w:widowControl/>
-        <w:numPr>
-          <w:numId w:val="0"/>
-        </w:numPr>
-        <w:suppressLineNumbers w:val="0"/>
-        <w:spacing w:before="0" w:beforeAutospacing="1" w:after="0" w:afterAutospacing="1"/>
-        <w:ind w:leftChars="0"/>
-        <w:rPr>
-          <w:rFonts w:hint="default" w:ascii="Times New Roman" w:hAnsi="Times New Roman" w:eastAsia="SimSun" w:cs="Times New Roman"/>
+          <w:sz w:val="24"/>
+          <w:szCs w:val="24"/>
+        </w:rPr>
+      </w:pPr>
+      <w:r>
+        <w:rPr>
+          <w:rFonts w:hint="default" w:ascii="Times New Roman" w:hAnsi="Times New Roman" w:cs="Times New Roman"/>
           <w:sz w:val="24"/>
           <w:szCs w:val="24"/>
           <w:lang w:val="en-US"/>
         </w:rPr>
-      </w:pPr>
+        <w:t xml:space="preserve">- </w:t>
+      </w:r>
+      <w:r>
+        <w:rPr>
+          <w:rFonts w:hint="default" w:ascii="Times New Roman" w:hAnsi="Times New Roman" w:cs="Times New Roman"/>
+          <w:sz w:val="24"/>
+          <w:szCs w:val="24"/>
+        </w:rPr>
+        <w:t>Model-Based Reflex Agent</w:t>
+      </w:r>
       <w:bookmarkStart w:id="0" w:name="_GoBack"/>
       <w:bookmarkEnd w:id="0"/>
     </w:p>
@@ -1305,6 +1062,329 @@
         <w:keepLines w:val="0"/>
         <w:widowControl/>
         <w:numPr>
+          <w:ilvl w:val="0"/>
+          <w:numId w:val="6"/>
+        </w:numPr>
+        <w:suppressLineNumbers w:val="0"/>
+        <w:spacing w:before="0" w:beforeAutospacing="1" w:after="0" w:afterAutospacing="1"/>
+        <w:ind w:left="720" w:hanging="360"/>
+        <w:rPr>
+          <w:rFonts w:hint="default" w:ascii="Times New Roman" w:hAnsi="Times New Roman" w:cs="Times New Roman"/>
+          <w:sz w:val="24"/>
+          <w:szCs w:val="24"/>
+        </w:rPr>
+      </w:pPr>
+      <w:r>
+        <w:rPr>
+          <w:rFonts w:hint="default" w:ascii="Times New Roman" w:hAnsi="Times New Roman" w:cs="Times New Roman"/>
+          <w:sz w:val="24"/>
+          <w:szCs w:val="24"/>
+        </w:rPr>
+        <w:t xml:space="preserve">Maintains internal state </w:t>
+      </w:r>
+    </w:p>
+    <w:p>
+      <w:pPr>
+        <w:keepNext w:val="0"/>
+        <w:keepLines w:val="0"/>
+        <w:widowControl/>
+        <w:numPr>
+          <w:ilvl w:val="0"/>
+          <w:numId w:val="6"/>
+        </w:numPr>
+        <w:suppressLineNumbers w:val="0"/>
+        <w:spacing w:before="0" w:beforeAutospacing="1" w:after="0" w:afterAutospacing="1"/>
+        <w:ind w:left="720" w:hanging="360"/>
+        <w:rPr>
+          <w:rFonts w:hint="default" w:ascii="Times New Roman" w:hAnsi="Times New Roman" w:cs="Times New Roman"/>
+          <w:sz w:val="24"/>
+          <w:szCs w:val="24"/>
+        </w:rPr>
+      </w:pPr>
+      <w:r>
+        <w:rPr>
+          <w:rFonts w:hint="default" w:ascii="Times New Roman" w:hAnsi="Times New Roman" w:cs="Times New Roman"/>
+          <w:b/>
+          <w:bCs/>
+          <w:sz w:val="24"/>
+          <w:szCs w:val="24"/>
+        </w:rPr>
+        <w:t>Uses knowledge</w:t>
+      </w:r>
+      <w:r>
+        <w:rPr>
+          <w:rFonts w:hint="default" w:ascii="Times New Roman" w:hAnsi="Times New Roman" w:cs="Times New Roman"/>
+          <w:sz w:val="24"/>
+          <w:szCs w:val="24"/>
+        </w:rPr>
+        <w:t xml:space="preserve"> about how the world changes </w:t>
+      </w:r>
+    </w:p>
+    <w:p>
+      <w:pPr>
+        <w:pStyle w:val="2"/>
+        <w:keepNext w:val="0"/>
+        <w:keepLines w:val="0"/>
+        <w:widowControl/>
+        <w:suppressLineNumbers w:val="0"/>
+        <w:rPr>
+          <w:rFonts w:hint="default" w:ascii="Times New Roman" w:hAnsi="Times New Roman" w:cs="Times New Roman"/>
+          <w:sz w:val="24"/>
+          <w:szCs w:val="24"/>
+        </w:rPr>
+      </w:pPr>
+      <w:r>
+        <w:rPr>
+          <w:rFonts w:hint="default" w:ascii="Times New Roman" w:hAnsi="Times New Roman" w:cs="Times New Roman"/>
+          <w:sz w:val="24"/>
+          <w:szCs w:val="24"/>
+        </w:rPr>
+        <w:t>Goal-Based Agent</w:t>
+      </w:r>
+    </w:p>
+    <w:p>
+      <w:pPr>
+        <w:keepNext w:val="0"/>
+        <w:keepLines w:val="0"/>
+        <w:widowControl/>
+        <w:numPr>
+          <w:ilvl w:val="0"/>
+          <w:numId w:val="7"/>
+        </w:numPr>
+        <w:suppressLineNumbers w:val="0"/>
+        <w:spacing w:before="0" w:beforeAutospacing="1" w:after="0" w:afterAutospacing="1"/>
+        <w:ind w:left="720" w:hanging="360"/>
+        <w:rPr>
+          <w:rFonts w:hint="default" w:ascii="Times New Roman" w:hAnsi="Times New Roman" w:cs="Times New Roman"/>
+          <w:sz w:val="24"/>
+          <w:szCs w:val="24"/>
+        </w:rPr>
+      </w:pPr>
+      <w:r>
+        <w:rPr>
+          <w:rFonts w:hint="default" w:ascii="Times New Roman" w:hAnsi="Times New Roman" w:cs="Times New Roman"/>
+          <w:sz w:val="24"/>
+          <w:szCs w:val="24"/>
+        </w:rPr>
+        <w:t xml:space="preserve">Makes decisions based on goals </w:t>
+      </w:r>
+    </w:p>
+    <w:p>
+      <w:pPr>
+        <w:keepNext w:val="0"/>
+        <w:keepLines w:val="0"/>
+        <w:widowControl/>
+        <w:numPr>
+          <w:ilvl w:val="0"/>
+          <w:numId w:val="7"/>
+        </w:numPr>
+        <w:suppressLineNumbers w:val="0"/>
+        <w:spacing w:before="0" w:beforeAutospacing="1" w:after="0" w:afterAutospacing="1"/>
+        <w:ind w:left="720" w:hanging="360"/>
+        <w:rPr>
+          <w:rFonts w:hint="default" w:ascii="Times New Roman" w:hAnsi="Times New Roman" w:cs="Times New Roman"/>
+          <w:sz w:val="24"/>
+          <w:szCs w:val="24"/>
+        </w:rPr>
+      </w:pPr>
+      <w:r>
+        <w:rPr>
+          <w:rFonts w:hint="default" w:ascii="Times New Roman" w:hAnsi="Times New Roman" w:cs="Times New Roman"/>
+          <w:b/>
+          <w:bCs/>
+          <w:sz w:val="24"/>
+          <w:szCs w:val="24"/>
+        </w:rPr>
+        <w:t>Considers future outcomes and planning</w:t>
+      </w:r>
+      <w:r>
+        <w:rPr>
+          <w:rFonts w:hint="default" w:ascii="Times New Roman" w:hAnsi="Times New Roman" w:cs="Times New Roman"/>
+          <w:sz w:val="24"/>
+          <w:szCs w:val="24"/>
+        </w:rPr>
+        <w:t xml:space="preserve"> </w:t>
+      </w:r>
+    </w:p>
+    <w:p>
+      <w:pPr>
+        <w:pStyle w:val="2"/>
+        <w:keepNext w:val="0"/>
+        <w:keepLines w:val="0"/>
+        <w:widowControl/>
+        <w:suppressLineNumbers w:val="0"/>
+        <w:rPr>
+          <w:rFonts w:hint="default" w:ascii="Times New Roman" w:hAnsi="Times New Roman" w:cs="Times New Roman"/>
+          <w:sz w:val="24"/>
+          <w:szCs w:val="24"/>
+        </w:rPr>
+      </w:pPr>
+      <w:r>
+        <w:rPr>
+          <w:rFonts w:hint="default" w:ascii="Times New Roman" w:hAnsi="Times New Roman" w:cs="Times New Roman"/>
+          <w:sz w:val="24"/>
+          <w:szCs w:val="24"/>
+        </w:rPr>
+        <w:t>Utility-Based Agent</w:t>
+      </w:r>
+    </w:p>
+    <w:p>
+      <w:pPr>
+        <w:keepNext w:val="0"/>
+        <w:keepLines w:val="0"/>
+        <w:widowControl/>
+        <w:numPr>
+          <w:ilvl w:val="0"/>
+          <w:numId w:val="8"/>
+        </w:numPr>
+        <w:suppressLineNumbers w:val="0"/>
+        <w:spacing w:before="0" w:beforeAutospacing="1" w:after="0" w:afterAutospacing="1"/>
+        <w:ind w:left="720" w:hanging="360"/>
+        <w:rPr>
+          <w:rFonts w:hint="default" w:ascii="Times New Roman" w:hAnsi="Times New Roman" w:cs="Times New Roman"/>
+          <w:sz w:val="24"/>
+          <w:szCs w:val="24"/>
+        </w:rPr>
+      </w:pPr>
+      <w:r>
+        <w:rPr>
+          <w:rFonts w:hint="default" w:ascii="Times New Roman" w:hAnsi="Times New Roman" w:cs="Times New Roman"/>
+          <w:sz w:val="24"/>
+          <w:szCs w:val="24"/>
+        </w:rPr>
+        <w:t xml:space="preserve">Chooses the best option among several possibilities </w:t>
+      </w:r>
+    </w:p>
+    <w:p>
+      <w:pPr>
+        <w:keepNext w:val="0"/>
+        <w:keepLines w:val="0"/>
+        <w:widowControl/>
+        <w:numPr>
+          <w:ilvl w:val="0"/>
+          <w:numId w:val="8"/>
+        </w:numPr>
+        <w:suppressLineNumbers w:val="0"/>
+        <w:spacing w:before="0" w:beforeAutospacing="1" w:after="0" w:afterAutospacing="1"/>
+        <w:ind w:left="720" w:hanging="360"/>
+        <w:rPr>
+          <w:rFonts w:hint="default" w:ascii="Times New Roman" w:hAnsi="Times New Roman" w:cs="Times New Roman"/>
+          <w:sz w:val="24"/>
+          <w:szCs w:val="24"/>
+        </w:rPr>
+      </w:pPr>
+      <w:r>
+        <w:rPr>
+          <w:rFonts w:hint="default" w:ascii="Times New Roman" w:hAnsi="Times New Roman" w:cs="Times New Roman"/>
+          <w:sz w:val="24"/>
+          <w:szCs w:val="24"/>
+        </w:rPr>
+        <w:t xml:space="preserve">Uses utility functions to evaluate outcomes </w:t>
+      </w:r>
+    </w:p>
+    <w:p>
+      <w:pPr>
+        <w:pStyle w:val="2"/>
+        <w:keepNext w:val="0"/>
+        <w:keepLines w:val="0"/>
+        <w:widowControl/>
+        <w:suppressLineNumbers w:val="0"/>
+        <w:rPr>
+          <w:rFonts w:hint="default" w:ascii="Times New Roman" w:hAnsi="Times New Roman" w:cs="Times New Roman"/>
+          <w:sz w:val="24"/>
+          <w:szCs w:val="24"/>
+        </w:rPr>
+      </w:pPr>
+      <w:r>
+        <w:rPr>
+          <w:rFonts w:hint="default" w:ascii="Times New Roman" w:hAnsi="Times New Roman" w:cs="Times New Roman"/>
+          <w:sz w:val="24"/>
+          <w:szCs w:val="24"/>
+        </w:rPr>
+        <w:t>Learning Agent</w:t>
+      </w:r>
+    </w:p>
+    <w:p>
+      <w:pPr>
+        <w:keepNext w:val="0"/>
+        <w:keepLines w:val="0"/>
+        <w:widowControl/>
+        <w:numPr>
+          <w:ilvl w:val="0"/>
+          <w:numId w:val="9"/>
+        </w:numPr>
+        <w:suppressLineNumbers w:val="0"/>
+        <w:spacing w:before="0" w:beforeAutospacing="1" w:after="0" w:afterAutospacing="1"/>
+        <w:ind w:left="720" w:hanging="360"/>
+        <w:rPr>
+          <w:rFonts w:hint="default" w:ascii="Times New Roman" w:hAnsi="Times New Roman" w:cs="Times New Roman"/>
+          <w:sz w:val="24"/>
+          <w:szCs w:val="24"/>
+        </w:rPr>
+      </w:pPr>
+      <w:r>
+        <w:rPr>
+          <w:rFonts w:hint="default" w:ascii="Times New Roman" w:hAnsi="Times New Roman" w:cs="Times New Roman"/>
+          <w:sz w:val="24"/>
+          <w:szCs w:val="24"/>
+        </w:rPr>
+        <w:t xml:space="preserve">Learns from experience instead of relying only on fixed instructions </w:t>
+      </w:r>
+    </w:p>
+    <w:p>
+      <w:pPr>
+        <w:keepNext w:val="0"/>
+        <w:keepLines w:val="0"/>
+        <w:widowControl/>
+        <w:numPr>
+          <w:ilvl w:val="0"/>
+          <w:numId w:val="9"/>
+        </w:numPr>
+        <w:suppressLineNumbers w:val="0"/>
+        <w:spacing w:before="0" w:beforeAutospacing="1" w:after="0" w:afterAutospacing="1"/>
+        <w:ind w:left="720" w:hanging="360"/>
+        <w:rPr>
+          <w:rFonts w:hint="default" w:ascii="Times New Roman" w:hAnsi="Times New Roman" w:cs="Times New Roman"/>
+          <w:sz w:val="24"/>
+          <w:szCs w:val="24"/>
+        </w:rPr>
+      </w:pPr>
+      <w:r>
+        <w:rPr>
+          <w:rFonts w:hint="default" w:ascii="Times New Roman" w:hAnsi="Times New Roman" w:cs="Times New Roman"/>
+          <w:sz w:val="24"/>
+          <w:szCs w:val="24"/>
+        </w:rPr>
+        <w:t xml:space="preserve">More adaptable to unknown environments </w:t>
+      </w:r>
+    </w:p>
+    <w:p>
+      <w:pPr>
+        <w:keepNext w:val="0"/>
+        <w:keepLines w:val="0"/>
+        <w:widowControl/>
+        <w:numPr>
+          <w:ilvl w:val="0"/>
+          <w:numId w:val="0"/>
+        </w:numPr>
+        <w:suppressLineNumbers w:val="0"/>
+        <w:spacing w:before="0" w:beforeAutospacing="1" w:after="0" w:afterAutospacing="1"/>
+        <w:ind w:leftChars="0"/>
+        <w:rPr>
+          <w:rFonts w:hint="default" w:ascii="Times New Roman" w:hAnsi="Times New Roman" w:eastAsia="SimSun" w:cs="Times New Roman"/>
+          <w:sz w:val="24"/>
+          <w:szCs w:val="24"/>
+          <w:lang w:val="en-US"/>
+        </w:rPr>
+      </w:pPr>
+    </w:p>
+    <w:p>
+      <w:pPr>
+        <w:keepNext w:val="0"/>
+        <w:keepLines w:val="0"/>
+        <w:widowControl/>
+        <w:numPr>
+          <w:ilvl w:val="0"/>
           <w:numId w:val="0"/>
         </w:numPr>
         <w:suppressLineNumbers w:val="0"/>

--- a/Modules/Week1/Week 1 Note.docx
+++ b/Modules/Week1/Week 1 Note.docx
@@ -1053,330 +1053,426 @@
         </w:rPr>
         <w:t>Model-Based Reflex Agent</w:t>
       </w:r>
+    </w:p>
+    <w:p>
+      <w:pPr>
+        <w:keepNext w:val="0"/>
+        <w:keepLines w:val="0"/>
+        <w:widowControl/>
+        <w:numPr>
+          <w:ilvl w:val="0"/>
+          <w:numId w:val="6"/>
+        </w:numPr>
+        <w:suppressLineNumbers w:val="0"/>
+        <w:spacing w:before="0" w:beforeAutospacing="1" w:after="0" w:afterAutospacing="1"/>
+        <w:ind w:left="720" w:hanging="360"/>
+        <w:rPr>
+          <w:rFonts w:hint="default" w:ascii="Times New Roman" w:hAnsi="Times New Roman" w:cs="Times New Roman"/>
+          <w:sz w:val="24"/>
+          <w:szCs w:val="24"/>
+        </w:rPr>
+      </w:pPr>
+      <w:r>
+        <w:rPr>
+          <w:rFonts w:hint="default" w:ascii="Times New Roman" w:hAnsi="Times New Roman" w:cs="Times New Roman"/>
+          <w:sz w:val="24"/>
+          <w:szCs w:val="24"/>
+        </w:rPr>
+        <w:t xml:space="preserve">Maintains internal state </w:t>
+      </w:r>
+    </w:p>
+    <w:p>
+      <w:pPr>
+        <w:keepNext w:val="0"/>
+        <w:keepLines w:val="0"/>
+        <w:widowControl/>
+        <w:numPr>
+          <w:ilvl w:val="0"/>
+          <w:numId w:val="6"/>
+        </w:numPr>
+        <w:suppressLineNumbers w:val="0"/>
+        <w:spacing w:before="0" w:beforeAutospacing="1" w:after="0" w:afterAutospacing="1"/>
+        <w:ind w:left="720" w:hanging="360"/>
+        <w:rPr>
+          <w:rFonts w:hint="default" w:ascii="Times New Roman" w:hAnsi="Times New Roman" w:cs="Times New Roman"/>
+          <w:sz w:val="24"/>
+          <w:szCs w:val="24"/>
+        </w:rPr>
+      </w:pPr>
+      <w:r>
+        <w:rPr>
+          <w:rFonts w:hint="default" w:ascii="Times New Roman" w:hAnsi="Times New Roman" w:cs="Times New Roman"/>
+          <w:b/>
+          <w:bCs/>
+          <w:sz w:val="24"/>
+          <w:szCs w:val="24"/>
+        </w:rPr>
+        <w:t>Uses knowledge</w:t>
+      </w:r>
+      <w:r>
+        <w:rPr>
+          <w:rFonts w:hint="default" w:ascii="Times New Roman" w:hAnsi="Times New Roman" w:cs="Times New Roman"/>
+          <w:sz w:val="24"/>
+          <w:szCs w:val="24"/>
+        </w:rPr>
+        <w:t xml:space="preserve"> about how the world changes </w:t>
+      </w:r>
+    </w:p>
+    <w:p>
+      <w:pPr>
+        <w:pStyle w:val="2"/>
+        <w:keepNext w:val="0"/>
+        <w:keepLines w:val="0"/>
+        <w:widowControl/>
+        <w:suppressLineNumbers w:val="0"/>
+        <w:rPr>
+          <w:rFonts w:hint="default" w:ascii="Times New Roman" w:hAnsi="Times New Roman" w:cs="Times New Roman"/>
+          <w:sz w:val="24"/>
+          <w:szCs w:val="24"/>
+        </w:rPr>
+      </w:pPr>
+      <w:r>
+        <w:rPr>
+          <w:rFonts w:hint="default" w:ascii="Times New Roman" w:hAnsi="Times New Roman" w:cs="Times New Roman"/>
+          <w:sz w:val="24"/>
+          <w:szCs w:val="24"/>
+        </w:rPr>
+        <w:t>Goal-Based Agent</w:t>
+      </w:r>
+    </w:p>
+    <w:p>
+      <w:pPr>
+        <w:keepNext w:val="0"/>
+        <w:keepLines w:val="0"/>
+        <w:widowControl/>
+        <w:numPr>
+          <w:ilvl w:val="0"/>
+          <w:numId w:val="7"/>
+        </w:numPr>
+        <w:suppressLineNumbers w:val="0"/>
+        <w:spacing w:before="0" w:beforeAutospacing="1" w:after="0" w:afterAutospacing="1"/>
+        <w:ind w:left="720" w:hanging="360"/>
+        <w:rPr>
+          <w:rFonts w:hint="default" w:ascii="Times New Roman" w:hAnsi="Times New Roman" w:cs="Times New Roman"/>
+          <w:sz w:val="24"/>
+          <w:szCs w:val="24"/>
+        </w:rPr>
+      </w:pPr>
+      <w:r>
+        <w:rPr>
+          <w:rFonts w:hint="default" w:ascii="Times New Roman" w:hAnsi="Times New Roman" w:cs="Times New Roman"/>
+          <w:sz w:val="24"/>
+          <w:szCs w:val="24"/>
+        </w:rPr>
+        <w:t xml:space="preserve">Makes decisions based on goals </w:t>
+      </w:r>
+    </w:p>
+    <w:p>
+      <w:pPr>
+        <w:keepNext w:val="0"/>
+        <w:keepLines w:val="0"/>
+        <w:widowControl/>
+        <w:numPr>
+          <w:ilvl w:val="0"/>
+          <w:numId w:val="7"/>
+        </w:numPr>
+        <w:suppressLineNumbers w:val="0"/>
+        <w:spacing w:before="0" w:beforeAutospacing="1" w:after="0" w:afterAutospacing="1"/>
+        <w:ind w:left="720" w:hanging="360"/>
+        <w:rPr>
+          <w:rFonts w:hint="default" w:ascii="Times New Roman" w:hAnsi="Times New Roman" w:cs="Times New Roman"/>
+          <w:sz w:val="24"/>
+          <w:szCs w:val="24"/>
+        </w:rPr>
+      </w:pPr>
+      <w:r>
+        <w:rPr>
+          <w:rFonts w:hint="default" w:ascii="Times New Roman" w:hAnsi="Times New Roman" w:cs="Times New Roman"/>
+          <w:b/>
+          <w:bCs/>
+          <w:sz w:val="24"/>
+          <w:szCs w:val="24"/>
+        </w:rPr>
+        <w:t>Considers future outcomes and planning</w:t>
+      </w:r>
+      <w:r>
+        <w:rPr>
+          <w:rFonts w:hint="default" w:ascii="Times New Roman" w:hAnsi="Times New Roman" w:cs="Times New Roman"/>
+          <w:sz w:val="24"/>
+          <w:szCs w:val="24"/>
+        </w:rPr>
+        <w:t xml:space="preserve"> </w:t>
+      </w:r>
+    </w:p>
+    <w:p>
+      <w:pPr>
+        <w:pStyle w:val="2"/>
+        <w:keepNext w:val="0"/>
+        <w:keepLines w:val="0"/>
+        <w:widowControl/>
+        <w:suppressLineNumbers w:val="0"/>
+        <w:rPr>
+          <w:rFonts w:hint="default" w:ascii="Times New Roman" w:hAnsi="Times New Roman" w:cs="Times New Roman"/>
+          <w:sz w:val="24"/>
+          <w:szCs w:val="24"/>
+        </w:rPr>
+      </w:pPr>
+      <w:r>
+        <w:rPr>
+          <w:rFonts w:hint="default" w:ascii="Times New Roman" w:hAnsi="Times New Roman" w:cs="Times New Roman"/>
+          <w:sz w:val="24"/>
+          <w:szCs w:val="24"/>
+        </w:rPr>
+        <w:t>Utility-Based Agent</w:t>
+      </w:r>
+    </w:p>
+    <w:p>
+      <w:pPr>
+        <w:keepNext w:val="0"/>
+        <w:keepLines w:val="0"/>
+        <w:widowControl/>
+        <w:numPr>
+          <w:ilvl w:val="0"/>
+          <w:numId w:val="8"/>
+        </w:numPr>
+        <w:suppressLineNumbers w:val="0"/>
+        <w:spacing w:before="0" w:beforeAutospacing="1" w:after="0" w:afterAutospacing="1"/>
+        <w:ind w:left="720" w:hanging="360"/>
+        <w:rPr>
+          <w:rFonts w:hint="default" w:ascii="Times New Roman" w:hAnsi="Times New Roman" w:cs="Times New Roman"/>
+          <w:sz w:val="24"/>
+          <w:szCs w:val="24"/>
+        </w:rPr>
+      </w:pPr>
+      <w:r>
+        <w:rPr>
+          <w:rFonts w:hint="default" w:ascii="Times New Roman" w:hAnsi="Times New Roman" w:cs="Times New Roman"/>
+          <w:sz w:val="24"/>
+          <w:szCs w:val="24"/>
+        </w:rPr>
+        <w:t xml:space="preserve">Chooses the best option among several possibilities </w:t>
+      </w:r>
+    </w:p>
+    <w:p>
+      <w:pPr>
+        <w:keepNext w:val="0"/>
+        <w:keepLines w:val="0"/>
+        <w:widowControl/>
+        <w:numPr>
+          <w:ilvl w:val="0"/>
+          <w:numId w:val="8"/>
+        </w:numPr>
+        <w:suppressLineNumbers w:val="0"/>
+        <w:spacing w:before="0" w:beforeAutospacing="1" w:after="0" w:afterAutospacing="1"/>
+        <w:ind w:left="720" w:hanging="360"/>
+        <w:rPr>
+          <w:rFonts w:hint="default" w:ascii="Times New Roman" w:hAnsi="Times New Roman" w:cs="Times New Roman"/>
+          <w:sz w:val="24"/>
+          <w:szCs w:val="24"/>
+        </w:rPr>
+      </w:pPr>
+      <w:r>
+        <w:rPr>
+          <w:rFonts w:hint="default" w:ascii="Times New Roman" w:hAnsi="Times New Roman" w:cs="Times New Roman"/>
+          <w:sz w:val="24"/>
+          <w:szCs w:val="24"/>
+        </w:rPr>
+        <w:t xml:space="preserve">Uses utility functions to evaluate outcomes </w:t>
+      </w:r>
+    </w:p>
+    <w:p>
+      <w:pPr>
+        <w:pStyle w:val="2"/>
+        <w:keepNext w:val="0"/>
+        <w:keepLines w:val="0"/>
+        <w:widowControl/>
+        <w:suppressLineNumbers w:val="0"/>
+        <w:rPr>
+          <w:rFonts w:hint="default" w:ascii="Times New Roman" w:hAnsi="Times New Roman" w:cs="Times New Roman"/>
+          <w:sz w:val="24"/>
+          <w:szCs w:val="24"/>
+        </w:rPr>
+      </w:pPr>
+      <w:r>
+        <w:rPr>
+          <w:rFonts w:hint="default" w:ascii="Times New Roman" w:hAnsi="Times New Roman" w:cs="Times New Roman"/>
+          <w:sz w:val="24"/>
+          <w:szCs w:val="24"/>
+        </w:rPr>
+        <w:t>Learning Agent</w:t>
+      </w:r>
+    </w:p>
+    <w:p>
+      <w:pPr>
+        <w:keepNext w:val="0"/>
+        <w:keepLines w:val="0"/>
+        <w:widowControl/>
+        <w:numPr>
+          <w:ilvl w:val="0"/>
+          <w:numId w:val="9"/>
+        </w:numPr>
+        <w:suppressLineNumbers w:val="0"/>
+        <w:spacing w:before="0" w:beforeAutospacing="1" w:after="0" w:afterAutospacing="1"/>
+        <w:ind w:left="720" w:hanging="360"/>
+        <w:rPr>
+          <w:rFonts w:hint="default" w:ascii="Times New Roman" w:hAnsi="Times New Roman" w:cs="Times New Roman"/>
+          <w:sz w:val="24"/>
+          <w:szCs w:val="24"/>
+        </w:rPr>
+      </w:pPr>
+      <w:r>
+        <w:rPr>
+          <w:rFonts w:hint="default" w:ascii="Times New Roman" w:hAnsi="Times New Roman" w:cs="Times New Roman"/>
+          <w:sz w:val="24"/>
+          <w:szCs w:val="24"/>
+        </w:rPr>
+        <w:t xml:space="preserve">Learns from experience instead of relying only on fixed instructions </w:t>
+      </w:r>
+    </w:p>
+    <w:p>
+      <w:pPr>
+        <w:keepNext w:val="0"/>
+        <w:keepLines w:val="0"/>
+        <w:widowControl/>
+        <w:numPr>
+          <w:ilvl w:val="0"/>
+          <w:numId w:val="9"/>
+        </w:numPr>
+        <w:suppressLineNumbers w:val="0"/>
+        <w:spacing w:before="0" w:beforeAutospacing="1" w:after="0" w:afterAutospacing="1"/>
+        <w:ind w:left="720" w:hanging="360"/>
+        <w:rPr>
+          <w:rFonts w:hint="default" w:ascii="Times New Roman" w:hAnsi="Times New Roman" w:cs="Times New Roman"/>
+          <w:sz w:val="24"/>
+          <w:szCs w:val="24"/>
+        </w:rPr>
+      </w:pPr>
+      <w:r>
+        <w:rPr>
+          <w:rFonts w:hint="default" w:ascii="Times New Roman" w:hAnsi="Times New Roman" w:cs="Times New Roman"/>
+          <w:sz w:val="24"/>
+          <w:szCs w:val="24"/>
+        </w:rPr>
+        <w:t xml:space="preserve">More adaptable to unknown environments </w:t>
+      </w:r>
+    </w:p>
+    <w:p>
+      <w:pPr>
+        <w:keepNext w:val="0"/>
+        <w:keepLines w:val="0"/>
+        <w:widowControl/>
+        <w:numPr>
+          <w:ilvl w:val="0"/>
+          <w:numId w:val="0"/>
+        </w:numPr>
+        <w:suppressLineNumbers w:val="0"/>
+        <w:spacing w:before="0" w:beforeAutospacing="1" w:after="0" w:afterAutospacing="1"/>
+        <w:ind w:leftChars="0"/>
+        <w:rPr>
+          <w:rFonts w:hint="default" w:ascii="Times New Roman" w:hAnsi="Times New Roman" w:eastAsia="SimSun" w:cs="Times New Roman"/>
+          <w:sz w:val="24"/>
+          <w:szCs w:val="24"/>
+          <w:lang w:val="en-US"/>
+        </w:rPr>
+      </w:pPr>
+      <w:r>
+        <w:rPr>
+          <w:rFonts w:hint="default" w:ascii="Times New Roman" w:hAnsi="Times New Roman" w:eastAsia="SimSun" w:cs="Times New Roman"/>
+          <w:sz w:val="24"/>
+          <w:szCs w:val="24"/>
+          <w:lang w:val="en-US"/>
+        </w:rPr>
+        <w:t>=&gt; Examples of Knowledge Presentation and Reasoning, Fuzzy Logic, and Multi-agent Systems</w:t>
+      </w:r>
+    </w:p>
+    <w:p>
+      <w:pPr>
+        <w:keepNext w:val="0"/>
+        <w:keepLines w:val="0"/>
+        <w:widowControl/>
+        <w:numPr>
+          <w:ilvl w:val="0"/>
+          <w:numId w:val="0"/>
+        </w:numPr>
+        <w:suppressLineNumbers w:val="0"/>
+        <w:spacing w:before="0" w:beforeAutospacing="1" w:after="0" w:afterAutospacing="1"/>
+        <w:ind w:leftChars="0"/>
+        <w:rPr>
+          <w:rFonts w:hint="default" w:ascii="Times New Roman" w:hAnsi="Times New Roman" w:eastAsia="SimSun" w:cs="Times New Roman"/>
+          <w:sz w:val="24"/>
+          <w:szCs w:val="24"/>
+          <w:lang w:val="en-US"/>
+        </w:rPr>
+      </w:pPr>
+      <w:r>
+        <w:rPr>
+          <w:rFonts w:hint="default" w:ascii="Times New Roman" w:hAnsi="Times New Roman" w:eastAsia="SimSun" w:cs="Times New Roman"/>
+          <w:sz w:val="24"/>
+          <w:szCs w:val="24"/>
+          <w:lang w:val="en-US"/>
+        </w:rPr>
+        <w:t>- Hierarchical Agent:</w:t>
+      </w:r>
+    </w:p>
+    <w:p>
+      <w:pPr>
+        <w:keepNext w:val="0"/>
+        <w:keepLines w:val="0"/>
+        <w:widowControl/>
+        <w:numPr>
+          <w:ilvl w:val="0"/>
+          <w:numId w:val="0"/>
+        </w:numPr>
+        <w:suppressLineNumbers w:val="0"/>
+        <w:spacing w:before="0" w:beforeAutospacing="1" w:after="0" w:afterAutospacing="1"/>
+        <w:ind w:leftChars="0"/>
+        <w:rPr>
+          <w:rFonts w:hint="default" w:ascii="Times New Roman" w:hAnsi="Times New Roman" w:eastAsia="SimSun" w:cs="Times New Roman"/>
+          <w:sz w:val="24"/>
+          <w:szCs w:val="24"/>
+          <w:lang w:val="en-US"/>
+        </w:rPr>
+      </w:pPr>
+      <w:r>
+        <w:rPr>
+          <w:rFonts w:hint="default" w:ascii="Times New Roman" w:hAnsi="Times New Roman" w:eastAsia="SimSun" w:cs="Times New Roman"/>
+          <w:sz w:val="24"/>
+          <w:szCs w:val="24"/>
+          <w:lang w:val="en-US"/>
+        </w:rPr>
+        <w:t xml:space="preserve">   + Organize behavior to multiple layers such as strategic, tatical, and operational.</w:t>
+      </w:r>
+    </w:p>
+    <w:p>
+      <w:pPr>
+        <w:keepNext w:val="0"/>
+        <w:keepLines w:val="0"/>
+        <w:widowControl/>
+        <w:numPr>
+          <w:ilvl w:val="0"/>
+          <w:numId w:val="0"/>
+        </w:numPr>
+        <w:suppressLineNumbers w:val="0"/>
+        <w:spacing w:before="0" w:beforeAutospacing="1" w:after="0" w:afterAutospacing="1"/>
+        <w:ind w:leftChars="0"/>
+        <w:rPr>
+          <w:rFonts w:hint="default" w:ascii="Times New Roman" w:hAnsi="Times New Roman" w:eastAsia="SimSun" w:cs="Times New Roman"/>
+          <w:sz w:val="24"/>
+          <w:szCs w:val="24"/>
+          <w:lang w:val="en-US"/>
+        </w:rPr>
+      </w:pPr>
+      <w:r>
+        <w:rPr>
+          <w:rFonts w:hint="default" w:ascii="Times New Roman" w:hAnsi="Times New Roman" w:eastAsia="SimSun" w:cs="Times New Roman"/>
+          <w:sz w:val="24"/>
+          <w:szCs w:val="24"/>
+          <w:lang w:val="en-US"/>
+        </w:rPr>
+        <w:t xml:space="preserve">   + Higher levels make abstract decisions that break down into more specific subgoals for lower levels to execute</w:t>
+      </w:r>
       <w:bookmarkStart w:id="0" w:name="_GoBack"/>
       <w:bookmarkEnd w:id="0"/>
-    </w:p>
-    <w:p>
-      <w:pPr>
-        <w:keepNext w:val="0"/>
-        <w:keepLines w:val="0"/>
-        <w:widowControl/>
-        <w:numPr>
-          <w:ilvl w:val="0"/>
-          <w:numId w:val="6"/>
-        </w:numPr>
-        <w:suppressLineNumbers w:val="0"/>
-        <w:spacing w:before="0" w:beforeAutospacing="1" w:after="0" w:afterAutospacing="1"/>
-        <w:ind w:left="720" w:hanging="360"/>
-        <w:rPr>
-          <w:rFonts w:hint="default" w:ascii="Times New Roman" w:hAnsi="Times New Roman" w:cs="Times New Roman"/>
-          <w:sz w:val="24"/>
-          <w:szCs w:val="24"/>
-        </w:rPr>
-      </w:pPr>
-      <w:r>
-        <w:rPr>
-          <w:rFonts w:hint="default" w:ascii="Times New Roman" w:hAnsi="Times New Roman" w:cs="Times New Roman"/>
-          <w:sz w:val="24"/>
-          <w:szCs w:val="24"/>
-        </w:rPr>
-        <w:t xml:space="preserve">Maintains internal state </w:t>
-      </w:r>
-    </w:p>
-    <w:p>
-      <w:pPr>
-        <w:keepNext w:val="0"/>
-        <w:keepLines w:val="0"/>
-        <w:widowControl/>
-        <w:numPr>
-          <w:ilvl w:val="0"/>
-          <w:numId w:val="6"/>
-        </w:numPr>
-        <w:suppressLineNumbers w:val="0"/>
-        <w:spacing w:before="0" w:beforeAutospacing="1" w:after="0" w:afterAutospacing="1"/>
-        <w:ind w:left="720" w:hanging="360"/>
-        <w:rPr>
-          <w:rFonts w:hint="default" w:ascii="Times New Roman" w:hAnsi="Times New Roman" w:cs="Times New Roman"/>
-          <w:sz w:val="24"/>
-          <w:szCs w:val="24"/>
-        </w:rPr>
-      </w:pPr>
-      <w:r>
-        <w:rPr>
-          <w:rFonts w:hint="default" w:ascii="Times New Roman" w:hAnsi="Times New Roman" w:cs="Times New Roman"/>
-          <w:b/>
-          <w:bCs/>
-          <w:sz w:val="24"/>
-          <w:szCs w:val="24"/>
-        </w:rPr>
-        <w:t>Uses knowledge</w:t>
-      </w:r>
-      <w:r>
-        <w:rPr>
-          <w:rFonts w:hint="default" w:ascii="Times New Roman" w:hAnsi="Times New Roman" w:cs="Times New Roman"/>
-          <w:sz w:val="24"/>
-          <w:szCs w:val="24"/>
-        </w:rPr>
-        <w:t xml:space="preserve"> about how the world changes </w:t>
-      </w:r>
-    </w:p>
-    <w:p>
-      <w:pPr>
-        <w:pStyle w:val="2"/>
-        <w:keepNext w:val="0"/>
-        <w:keepLines w:val="0"/>
-        <w:widowControl/>
-        <w:suppressLineNumbers w:val="0"/>
-        <w:rPr>
-          <w:rFonts w:hint="default" w:ascii="Times New Roman" w:hAnsi="Times New Roman" w:cs="Times New Roman"/>
-          <w:sz w:val="24"/>
-          <w:szCs w:val="24"/>
-        </w:rPr>
-      </w:pPr>
-      <w:r>
-        <w:rPr>
-          <w:rFonts w:hint="default" w:ascii="Times New Roman" w:hAnsi="Times New Roman" w:cs="Times New Roman"/>
-          <w:sz w:val="24"/>
-          <w:szCs w:val="24"/>
-        </w:rPr>
-        <w:t>Goal-Based Agent</w:t>
-      </w:r>
-    </w:p>
-    <w:p>
-      <w:pPr>
-        <w:keepNext w:val="0"/>
-        <w:keepLines w:val="0"/>
-        <w:widowControl/>
-        <w:numPr>
-          <w:ilvl w:val="0"/>
-          <w:numId w:val="7"/>
-        </w:numPr>
-        <w:suppressLineNumbers w:val="0"/>
-        <w:spacing w:before="0" w:beforeAutospacing="1" w:after="0" w:afterAutospacing="1"/>
-        <w:ind w:left="720" w:hanging="360"/>
-        <w:rPr>
-          <w:rFonts w:hint="default" w:ascii="Times New Roman" w:hAnsi="Times New Roman" w:cs="Times New Roman"/>
-          <w:sz w:val="24"/>
-          <w:szCs w:val="24"/>
-        </w:rPr>
-      </w:pPr>
-      <w:r>
-        <w:rPr>
-          <w:rFonts w:hint="default" w:ascii="Times New Roman" w:hAnsi="Times New Roman" w:cs="Times New Roman"/>
-          <w:sz w:val="24"/>
-          <w:szCs w:val="24"/>
-        </w:rPr>
-        <w:t xml:space="preserve">Makes decisions based on goals </w:t>
-      </w:r>
-    </w:p>
-    <w:p>
-      <w:pPr>
-        <w:keepNext w:val="0"/>
-        <w:keepLines w:val="0"/>
-        <w:widowControl/>
-        <w:numPr>
-          <w:ilvl w:val="0"/>
-          <w:numId w:val="7"/>
-        </w:numPr>
-        <w:suppressLineNumbers w:val="0"/>
-        <w:spacing w:before="0" w:beforeAutospacing="1" w:after="0" w:afterAutospacing="1"/>
-        <w:ind w:left="720" w:hanging="360"/>
-        <w:rPr>
-          <w:rFonts w:hint="default" w:ascii="Times New Roman" w:hAnsi="Times New Roman" w:cs="Times New Roman"/>
-          <w:sz w:val="24"/>
-          <w:szCs w:val="24"/>
-        </w:rPr>
-      </w:pPr>
-      <w:r>
-        <w:rPr>
-          <w:rFonts w:hint="default" w:ascii="Times New Roman" w:hAnsi="Times New Roman" w:cs="Times New Roman"/>
-          <w:b/>
-          <w:bCs/>
-          <w:sz w:val="24"/>
-          <w:szCs w:val="24"/>
-        </w:rPr>
-        <w:t>Considers future outcomes and planning</w:t>
-      </w:r>
-      <w:r>
-        <w:rPr>
-          <w:rFonts w:hint="default" w:ascii="Times New Roman" w:hAnsi="Times New Roman" w:cs="Times New Roman"/>
-          <w:sz w:val="24"/>
-          <w:szCs w:val="24"/>
-        </w:rPr>
-        <w:t xml:space="preserve"> </w:t>
-      </w:r>
-    </w:p>
-    <w:p>
-      <w:pPr>
-        <w:pStyle w:val="2"/>
-        <w:keepNext w:val="0"/>
-        <w:keepLines w:val="0"/>
-        <w:widowControl/>
-        <w:suppressLineNumbers w:val="0"/>
-        <w:rPr>
-          <w:rFonts w:hint="default" w:ascii="Times New Roman" w:hAnsi="Times New Roman" w:cs="Times New Roman"/>
-          <w:sz w:val="24"/>
-          <w:szCs w:val="24"/>
-        </w:rPr>
-      </w:pPr>
-      <w:r>
-        <w:rPr>
-          <w:rFonts w:hint="default" w:ascii="Times New Roman" w:hAnsi="Times New Roman" w:cs="Times New Roman"/>
-          <w:sz w:val="24"/>
-          <w:szCs w:val="24"/>
-        </w:rPr>
-        <w:t>Utility-Based Agent</w:t>
-      </w:r>
-    </w:p>
-    <w:p>
-      <w:pPr>
-        <w:keepNext w:val="0"/>
-        <w:keepLines w:val="0"/>
-        <w:widowControl/>
-        <w:numPr>
-          <w:ilvl w:val="0"/>
-          <w:numId w:val="8"/>
-        </w:numPr>
-        <w:suppressLineNumbers w:val="0"/>
-        <w:spacing w:before="0" w:beforeAutospacing="1" w:after="0" w:afterAutospacing="1"/>
-        <w:ind w:left="720" w:hanging="360"/>
-        <w:rPr>
-          <w:rFonts w:hint="default" w:ascii="Times New Roman" w:hAnsi="Times New Roman" w:cs="Times New Roman"/>
-          <w:sz w:val="24"/>
-          <w:szCs w:val="24"/>
-        </w:rPr>
-      </w:pPr>
-      <w:r>
-        <w:rPr>
-          <w:rFonts w:hint="default" w:ascii="Times New Roman" w:hAnsi="Times New Roman" w:cs="Times New Roman"/>
-          <w:sz w:val="24"/>
-          <w:szCs w:val="24"/>
-        </w:rPr>
-        <w:t xml:space="preserve">Chooses the best option among several possibilities </w:t>
-      </w:r>
-    </w:p>
-    <w:p>
-      <w:pPr>
-        <w:keepNext w:val="0"/>
-        <w:keepLines w:val="0"/>
-        <w:widowControl/>
-        <w:numPr>
-          <w:ilvl w:val="0"/>
-          <w:numId w:val="8"/>
-        </w:numPr>
-        <w:suppressLineNumbers w:val="0"/>
-        <w:spacing w:before="0" w:beforeAutospacing="1" w:after="0" w:afterAutospacing="1"/>
-        <w:ind w:left="720" w:hanging="360"/>
-        <w:rPr>
-          <w:rFonts w:hint="default" w:ascii="Times New Roman" w:hAnsi="Times New Roman" w:cs="Times New Roman"/>
-          <w:sz w:val="24"/>
-          <w:szCs w:val="24"/>
-        </w:rPr>
-      </w:pPr>
-      <w:r>
-        <w:rPr>
-          <w:rFonts w:hint="default" w:ascii="Times New Roman" w:hAnsi="Times New Roman" w:cs="Times New Roman"/>
-          <w:sz w:val="24"/>
-          <w:szCs w:val="24"/>
-        </w:rPr>
-        <w:t xml:space="preserve">Uses utility functions to evaluate outcomes </w:t>
-      </w:r>
-    </w:p>
-    <w:p>
-      <w:pPr>
-        <w:pStyle w:val="2"/>
-        <w:keepNext w:val="0"/>
-        <w:keepLines w:val="0"/>
-        <w:widowControl/>
-        <w:suppressLineNumbers w:val="0"/>
-        <w:rPr>
-          <w:rFonts w:hint="default" w:ascii="Times New Roman" w:hAnsi="Times New Roman" w:cs="Times New Roman"/>
-          <w:sz w:val="24"/>
-          <w:szCs w:val="24"/>
-        </w:rPr>
-      </w:pPr>
-      <w:r>
-        <w:rPr>
-          <w:rFonts w:hint="default" w:ascii="Times New Roman" w:hAnsi="Times New Roman" w:cs="Times New Roman"/>
-          <w:sz w:val="24"/>
-          <w:szCs w:val="24"/>
-        </w:rPr>
-        <w:t>Learning Agent</w:t>
-      </w:r>
-    </w:p>
-    <w:p>
-      <w:pPr>
-        <w:keepNext w:val="0"/>
-        <w:keepLines w:val="0"/>
-        <w:widowControl/>
-        <w:numPr>
-          <w:ilvl w:val="0"/>
-          <w:numId w:val="9"/>
-        </w:numPr>
-        <w:suppressLineNumbers w:val="0"/>
-        <w:spacing w:before="0" w:beforeAutospacing="1" w:after="0" w:afterAutospacing="1"/>
-        <w:ind w:left="720" w:hanging="360"/>
-        <w:rPr>
-          <w:rFonts w:hint="default" w:ascii="Times New Roman" w:hAnsi="Times New Roman" w:cs="Times New Roman"/>
-          <w:sz w:val="24"/>
-          <w:szCs w:val="24"/>
-        </w:rPr>
-      </w:pPr>
-      <w:r>
-        <w:rPr>
-          <w:rFonts w:hint="default" w:ascii="Times New Roman" w:hAnsi="Times New Roman" w:cs="Times New Roman"/>
-          <w:sz w:val="24"/>
-          <w:szCs w:val="24"/>
-        </w:rPr>
-        <w:t xml:space="preserve">Learns from experience instead of relying only on fixed instructions </w:t>
-      </w:r>
-    </w:p>
-    <w:p>
-      <w:pPr>
-        <w:keepNext w:val="0"/>
-        <w:keepLines w:val="0"/>
-        <w:widowControl/>
-        <w:numPr>
-          <w:ilvl w:val="0"/>
-          <w:numId w:val="9"/>
-        </w:numPr>
-        <w:suppressLineNumbers w:val="0"/>
-        <w:spacing w:before="0" w:beforeAutospacing="1" w:after="0" w:afterAutospacing="1"/>
-        <w:ind w:left="720" w:hanging="360"/>
-        <w:rPr>
-          <w:rFonts w:hint="default" w:ascii="Times New Roman" w:hAnsi="Times New Roman" w:cs="Times New Roman"/>
-          <w:sz w:val="24"/>
-          <w:szCs w:val="24"/>
-        </w:rPr>
-      </w:pPr>
-      <w:r>
-        <w:rPr>
-          <w:rFonts w:hint="default" w:ascii="Times New Roman" w:hAnsi="Times New Roman" w:cs="Times New Roman"/>
-          <w:sz w:val="24"/>
-          <w:szCs w:val="24"/>
-        </w:rPr>
-        <w:t xml:space="preserve">More adaptable to unknown environments </w:t>
-      </w:r>
-    </w:p>
-    <w:p>
-      <w:pPr>
-        <w:keepNext w:val="0"/>
-        <w:keepLines w:val="0"/>
-        <w:widowControl/>
-        <w:numPr>
-          <w:ilvl w:val="0"/>
-          <w:numId w:val="0"/>
-        </w:numPr>
-        <w:suppressLineNumbers w:val="0"/>
-        <w:spacing w:before="0" w:beforeAutospacing="1" w:after="0" w:afterAutospacing="1"/>
-        <w:ind w:leftChars="0"/>
-        <w:rPr>
-          <w:rFonts w:hint="default" w:ascii="Times New Roman" w:hAnsi="Times New Roman" w:eastAsia="SimSun" w:cs="Times New Roman"/>
-          <w:sz w:val="24"/>
-          <w:szCs w:val="24"/>
-          <w:lang w:val="en-US"/>
-        </w:rPr>
-      </w:pPr>
     </w:p>
     <w:p>
       <w:pPr>
